--- a/belgeler/TEMRIN_SAYFASI_ORNEK.docx
+++ b/belgeler/TEMRIN_SAYFASI_ORNEK.docx
@@ -43,7 +43,6 @@
           <w:color w:val="0D0D0D"/>
         </w:rPr>
       </w:pPr>
-      <w:proofErr w:type="spellStart"/>
       <w:r>
         <w:rPr>
           <w:rFonts w:ascii="Calibri" w:hAnsi="Calibri"/>
@@ -51,9 +50,17 @@
           <w:bCs/>
           <w:color w:val="0D0D0D"/>
         </w:rPr>
-        <w:t>Dersin</w:t>
+        <w:t xml:space="preserve">Dersin Adı:</w:t>
       </w:r>
-      <w:proofErr w:type="spellEnd"/>
+      <w:r>
+        <w:rPr>
+          <w:rFonts w:ascii="Calibri" w:hAnsi="Calibri"/>
+          <w:bCs/>
+          <w:color w:val="0D0D0D"/>
+        </w:rPr>
+        <w:t xml:space="preserve"> Programlama Temelleri (9. sınıf)</w:t>
+        <w:br/>
+      </w:r>
       <w:r>
         <w:rPr>
           <w:rFonts w:ascii="Calibri" w:hAnsi="Calibri"/>
@@ -61,7 +68,7 @@
           <w:bCs/>
           <w:color w:val="0D0D0D"/>
         </w:rPr>
-        <w:t xml:space="preserve"> Adı:</w:t>
+        <w:t xml:space="preserve">Temrin No:</w:t>
       </w:r>
       <w:r>
         <w:rPr>
@@ -69,89 +76,17 @@
           <w:bCs/>
           <w:color w:val="0D0D0D"/>
         </w:rPr>
-        <w:t xml:space="preserve"> </w:t>
-      </w:r>
-      <w:proofErr w:type="spellStart"/>
-      <w:r>
-        <w:rPr>
-          <w:rFonts w:ascii="Calibri" w:hAnsi="Calibri"/>
-          <w:bCs/>
-          <w:color w:val="0D0D0D"/>
-        </w:rPr>
-        <w:t>Programlama</w:t>
-      </w:r>
-      <w:proofErr w:type="spellEnd"/>
-      <w:r>
-        <w:rPr>
-          <w:rFonts w:ascii="Calibri" w:hAnsi="Calibri"/>
-          <w:bCs/>
-          <w:color w:val="0D0D0D"/>
-        </w:rPr>
-        <w:t xml:space="preserve"> </w:t>
-      </w:r>
-      <w:proofErr w:type="spellStart"/>
-      <w:r>
-        <w:rPr>
-          <w:rFonts w:ascii="Calibri" w:hAnsi="Calibri"/>
-          <w:bCs/>
-          <w:color w:val="0D0D0D"/>
-        </w:rPr>
-        <w:t>Temelleri</w:t>
-      </w:r>
-      <w:proofErr w:type="spellEnd"/>
-      <w:r>
-        <w:rPr>
-          <w:rFonts w:ascii="Calibri" w:hAnsi="Calibri"/>
-          <w:bCs/>
-          <w:color w:val="0D0D0D"/>
-        </w:rPr>
-        <w:t xml:space="preserve"> (9. </w:t>
-      </w:r>
-      <w:proofErr w:type="spellStart"/>
-      <w:r>
-        <w:rPr>
-          <w:rFonts w:ascii="Calibri" w:hAnsi="Calibri"/>
-          <w:bCs/>
-          <w:color w:val="0D0D0D"/>
-        </w:rPr>
-        <w:t>sınıf</w:t>
-      </w:r>
-      <w:proofErr w:type="spellEnd"/>
-      <w:r>
-        <w:rPr>
-          <w:rFonts w:ascii="Calibri" w:hAnsi="Calibri"/>
-          <w:bCs/>
-          <w:color w:val="0D0D0D"/>
-        </w:rPr>
-        <w:t>)</w:t>
+        <w:t xml:space="preserve"> 1</w:t>
+        <w:br/>
       </w:r>
       <w:r>
         <w:rPr>
           <w:rFonts w:ascii="Calibri" w:hAnsi="Calibri"/>
-          <w:bCs/>
-          <w:color w:val="0D0D0D"/>
-        </w:rPr>
-        <w:br/>
-      </w:r>
-      <w:proofErr w:type="spellStart"/>
-      <w:r>
-        <w:rPr>
-          <w:rFonts w:ascii="Calibri" w:hAnsi="Calibri"/>
           <w:b/>
           <w:bCs/>
           <w:color w:val="0D0D0D"/>
         </w:rPr>
-        <w:t>Temrin</w:t>
-      </w:r>
-      <w:proofErr w:type="spellEnd"/>
-      <w:r>
-        <w:rPr>
-          <w:rFonts w:ascii="Calibri" w:hAnsi="Calibri"/>
-          <w:b/>
-          <w:bCs/>
-          <w:color w:val="0D0D0D"/>
-        </w:rPr>
-        <w:t xml:space="preserve"> No:</w:t>
+        <w:t xml:space="preserve">İşlem Konusu:</w:t>
       </w:r>
       <w:r>
         <w:rPr>
@@ -159,272 +94,8 @@
           <w:bCs/>
           <w:color w:val="0D0D0D"/>
         </w:rPr>
-        <w:t xml:space="preserve"> 1</w:t>
+        <w:t xml:space="preserve"> If - else if - else karar yapısı kullanarak klavyeden girilen sayıların pozitif, negatif veya sıfır olduğunu belirleme</w:t>
       </w:r>
-      <w:r>
-        <w:rPr>
-          <w:rFonts w:ascii="Calibri" w:hAnsi="Calibri"/>
-          <w:bCs/>
-          <w:color w:val="0D0D0D"/>
-        </w:rPr>
-        <w:br/>
-      </w:r>
-      <w:proofErr w:type="spellStart"/>
-      <w:r>
-        <w:rPr>
-          <w:rFonts w:ascii="Calibri" w:hAnsi="Calibri"/>
-          <w:b/>
-          <w:bCs/>
-          <w:color w:val="0D0D0D"/>
-        </w:rPr>
-        <w:t>İşlem</w:t>
-      </w:r>
-      <w:proofErr w:type="spellEnd"/>
-      <w:r>
-        <w:rPr>
-          <w:rFonts w:ascii="Calibri" w:hAnsi="Calibri"/>
-          <w:b/>
-          <w:bCs/>
-          <w:color w:val="0D0D0D"/>
-        </w:rPr>
-        <w:t xml:space="preserve"> </w:t>
-      </w:r>
-      <w:proofErr w:type="spellStart"/>
-      <w:r>
-        <w:rPr>
-          <w:rFonts w:ascii="Calibri" w:hAnsi="Calibri"/>
-          <w:b/>
-          <w:bCs/>
-          <w:color w:val="0D0D0D"/>
-        </w:rPr>
-        <w:t>Konusu</w:t>
-      </w:r>
-      <w:proofErr w:type="spellEnd"/>
-      <w:r>
-        <w:rPr>
-          <w:rFonts w:ascii="Calibri" w:hAnsi="Calibri"/>
-          <w:b/>
-          <w:bCs/>
-          <w:color w:val="0D0D0D"/>
-        </w:rPr>
-        <w:t>:</w:t>
-      </w:r>
-      <w:r>
-        <w:rPr>
-          <w:rFonts w:ascii="Calibri" w:hAnsi="Calibri"/>
-          <w:bCs/>
-          <w:color w:val="0D0D0D"/>
-        </w:rPr>
-        <w:t xml:space="preserve"> If - else if - else </w:t>
-      </w:r>
-      <w:proofErr w:type="spellStart"/>
-      <w:r>
-        <w:rPr>
-          <w:rFonts w:ascii="Calibri" w:hAnsi="Calibri"/>
-          <w:bCs/>
-          <w:color w:val="0D0D0D"/>
-        </w:rPr>
-        <w:t>karar</w:t>
-      </w:r>
-      <w:proofErr w:type="spellEnd"/>
-      <w:r>
-        <w:rPr>
-          <w:rFonts w:ascii="Calibri" w:hAnsi="Calibri"/>
-          <w:bCs/>
-          <w:color w:val="0D0D0D"/>
-        </w:rPr>
-        <w:t xml:space="preserve"> </w:t>
-      </w:r>
-      <w:proofErr w:type="spellStart"/>
-      <w:r>
-        <w:rPr>
-          <w:rFonts w:ascii="Calibri" w:hAnsi="Calibri"/>
-          <w:bCs/>
-          <w:color w:val="0D0D0D"/>
-        </w:rPr>
-        <w:t>yapısı</w:t>
-      </w:r>
-      <w:proofErr w:type="spellEnd"/>
-      <w:r>
-        <w:rPr>
-          <w:rFonts w:ascii="Calibri" w:hAnsi="Calibri"/>
-          <w:bCs/>
-          <w:color w:val="0D0D0D"/>
-        </w:rPr>
-        <w:t xml:space="preserve"> </w:t>
-      </w:r>
-      <w:proofErr w:type="spellStart"/>
-      <w:r>
-        <w:rPr>
-          <w:rFonts w:ascii="Calibri" w:hAnsi="Calibri"/>
-          <w:bCs/>
-          <w:color w:val="0D0D0D"/>
-        </w:rPr>
-        <w:t>kullanarak</w:t>
-      </w:r>
-      <w:proofErr w:type="spellEnd"/>
-      <w:r>
-        <w:rPr>
-          <w:rFonts w:ascii="Calibri" w:hAnsi="Calibri"/>
-          <w:bCs/>
-          <w:color w:val="0D0D0D"/>
-        </w:rPr>
-        <w:t xml:space="preserve"> </w:t>
-      </w:r>
-      <w:proofErr w:type="spellStart"/>
-      <w:r>
-        <w:rPr>
-          <w:rFonts w:ascii="Calibri" w:hAnsi="Calibri"/>
-          <w:bCs/>
-          <w:color w:val="0D0D0D"/>
-        </w:rPr>
-        <w:t>klavyeden</w:t>
-      </w:r>
-      <w:proofErr w:type="spellEnd"/>
-      <w:r>
-        <w:rPr>
-          <w:rFonts w:ascii="Calibri" w:hAnsi="Calibri"/>
-          <w:bCs/>
-          <w:color w:val="0D0D0D"/>
-        </w:rPr>
-        <w:t xml:space="preserve"> </w:t>
-      </w:r>
-      <w:proofErr w:type="spellStart"/>
-      <w:r>
-        <w:rPr>
-          <w:rFonts w:ascii="Calibri" w:hAnsi="Calibri"/>
-          <w:bCs/>
-          <w:color w:val="0D0D0D"/>
-        </w:rPr>
-        <w:t>girilen</w:t>
-      </w:r>
-      <w:proofErr w:type="spellEnd"/>
-      <w:r>
-        <w:rPr>
-          <w:rFonts w:ascii="Calibri" w:hAnsi="Calibri"/>
-          <w:bCs/>
-          <w:color w:val="0D0D0D"/>
-        </w:rPr>
-        <w:t xml:space="preserve"> </w:t>
-      </w:r>
-      <w:proofErr w:type="spellStart"/>
-      <w:r>
-        <w:rPr>
-          <w:rFonts w:ascii="Calibri" w:hAnsi="Calibri"/>
-          <w:bCs/>
-          <w:color w:val="0D0D0D"/>
-        </w:rPr>
-        <w:t>sayıların</w:t>
-      </w:r>
-      <w:proofErr w:type="spellEnd"/>
-      <w:r>
-        <w:rPr>
-          <w:rFonts w:ascii="Calibri" w:hAnsi="Calibri"/>
-          <w:bCs/>
-          <w:color w:val="0D0D0D"/>
-        </w:rPr>
-        <w:t xml:space="preserve"> </w:t>
-      </w:r>
-      <w:proofErr w:type="spellStart"/>
-      <w:r>
-        <w:rPr>
-          <w:rFonts w:ascii="Calibri" w:hAnsi="Calibri"/>
-          <w:bCs/>
-          <w:color w:val="0D0D0D"/>
-        </w:rPr>
-        <w:t>pozitif</w:t>
-      </w:r>
-      <w:proofErr w:type="spellEnd"/>
-      <w:r>
-        <w:rPr>
-          <w:rFonts w:ascii="Calibri" w:hAnsi="Calibri"/>
-          <w:bCs/>
-          <w:color w:val="0D0D0D"/>
-        </w:rPr>
-        <w:t xml:space="preserve">, </w:t>
-      </w:r>
-      <w:proofErr w:type="spellStart"/>
-      <w:r>
-        <w:rPr>
-          <w:rFonts w:ascii="Calibri" w:hAnsi="Calibri"/>
-          <w:bCs/>
-          <w:color w:val="0D0D0D"/>
-        </w:rPr>
-        <w:t>negatif</w:t>
-      </w:r>
-      <w:proofErr w:type="spellEnd"/>
-      <w:r>
-        <w:rPr>
-          <w:rFonts w:ascii="Calibri" w:hAnsi="Calibri"/>
-          <w:bCs/>
-          <w:color w:val="0D0D0D"/>
-        </w:rPr>
-        <w:t xml:space="preserve"> </w:t>
-      </w:r>
-      <w:proofErr w:type="spellStart"/>
-      <w:r>
-        <w:rPr>
-          <w:rFonts w:ascii="Calibri" w:hAnsi="Calibri"/>
-          <w:bCs/>
-          <w:color w:val="0D0D0D"/>
-        </w:rPr>
-        <w:t>veya</w:t>
-      </w:r>
-      <w:proofErr w:type="spellEnd"/>
-      <w:r>
-        <w:rPr>
-          <w:rFonts w:ascii="Calibri" w:hAnsi="Calibri"/>
-          <w:bCs/>
-          <w:color w:val="0D0D0D"/>
-        </w:rPr>
-        <w:t xml:space="preserve"> </w:t>
-      </w:r>
-      <w:proofErr w:type="spellStart"/>
-      <w:r>
-        <w:rPr>
-          <w:rFonts w:ascii="Calibri" w:hAnsi="Calibri"/>
-          <w:bCs/>
-          <w:color w:val="0D0D0D"/>
-        </w:rPr>
-        <w:t>sıfır</w:t>
-      </w:r>
-      <w:proofErr w:type="spellEnd"/>
-      <w:r>
-        <w:rPr>
-          <w:rFonts w:ascii="Calibri" w:hAnsi="Calibri"/>
-          <w:bCs/>
-          <w:color w:val="0D0D0D"/>
-        </w:rPr>
-        <w:t xml:space="preserve"> </w:t>
-      </w:r>
-      <w:proofErr w:type="spellStart"/>
-      <w:r>
-        <w:rPr>
-          <w:rFonts w:ascii="Calibri" w:hAnsi="Calibri"/>
-          <w:bCs/>
-          <w:color w:val="0D0D0D"/>
-        </w:rPr>
-        <w:t>olduğunu</w:t>
-      </w:r>
-      <w:proofErr w:type="spellEnd"/>
-      <w:r>
-        <w:rPr>
-          <w:rFonts w:ascii="Calibri" w:hAnsi="Calibri"/>
-          <w:bCs/>
-          <w:color w:val="0D0D0D"/>
-        </w:rPr>
-        <w:t xml:space="preserve"> </w:t>
-      </w:r>
-      <w:proofErr w:type="spellStart"/>
-      <w:r>
-        <w:rPr>
-          <w:rFonts w:ascii="Calibri" w:hAnsi="Calibri"/>
-          <w:bCs/>
-          <w:color w:val="0D0D0D"/>
-        </w:rPr>
-        <w:t>belirleme</w:t>
-      </w:r>
-      <w:proofErr w:type="spellEnd"/>
     </w:p>
     <w:p>
       <w:pPr>
@@ -438,7 +109,6 @@
           <w:color w:val="0D0D0D"/>
         </w:rPr>
       </w:pPr>
-      <w:proofErr w:type="spellStart"/>
       <w:r>
         <w:rPr>
           <w:rFonts w:ascii="Calibri" w:hAnsi="Calibri"/>
@@ -446,117 +116,7 @@
           <w:bCs/>
           <w:color w:val="0D0D0D"/>
         </w:rPr>
-        <w:t>Kullanılan</w:t>
-      </w:r>
-      <w:proofErr w:type="spellEnd"/>
-      <w:r>
-        <w:rPr>
-          <w:rFonts w:ascii="Calibri" w:hAnsi="Calibri"/>
-          <w:b/>
-          <w:bCs/>
-          <w:color w:val="0D0D0D"/>
-        </w:rPr>
-        <w:t xml:space="preserve"> </w:t>
-      </w:r>
-      <w:proofErr w:type="spellStart"/>
-      <w:r>
-        <w:rPr>
-          <w:rFonts w:ascii="Calibri" w:hAnsi="Calibri"/>
-          <w:b/>
-          <w:bCs/>
-          <w:color w:val="0D0D0D"/>
-        </w:rPr>
-        <w:t>Araç</w:t>
-      </w:r>
-      <w:proofErr w:type="spellEnd"/>
-      <w:r>
-        <w:rPr>
-          <w:rFonts w:ascii="Calibri" w:hAnsi="Calibri"/>
-          <w:b/>
-          <w:bCs/>
-          <w:color w:val="0D0D0D"/>
-        </w:rPr>
-        <w:t xml:space="preserve"> / </w:t>
-      </w:r>
-      <w:proofErr w:type="spellStart"/>
-      <w:r>
-        <w:rPr>
-          <w:rFonts w:ascii="Calibri" w:hAnsi="Calibri"/>
-          <w:b/>
-          <w:bCs/>
-          <w:color w:val="0D0D0D"/>
-        </w:rPr>
-        <w:t>Gereç</w:t>
-      </w:r>
-      <w:proofErr w:type="spellEnd"/>
-      <w:r>
-        <w:rPr>
-          <w:rFonts w:ascii="Calibri" w:hAnsi="Calibri"/>
-          <w:b/>
-          <w:bCs/>
-          <w:color w:val="0D0D0D"/>
-        </w:rPr>
-        <w:t xml:space="preserve"> / </w:t>
-      </w:r>
-      <w:proofErr w:type="spellStart"/>
-      <w:r>
-        <w:rPr>
-          <w:rFonts w:ascii="Calibri" w:hAnsi="Calibri"/>
-          <w:b/>
-          <w:bCs/>
-          <w:color w:val="0D0D0D"/>
-        </w:rPr>
-        <w:t>Donanım</w:t>
-      </w:r>
-      <w:proofErr w:type="spellEnd"/>
-      <w:r>
-        <w:rPr>
-          <w:rFonts w:ascii="Calibri" w:hAnsi="Calibri"/>
-          <w:b/>
-          <w:bCs/>
-          <w:color w:val="0D0D0D"/>
-        </w:rPr>
-        <w:t xml:space="preserve"> / </w:t>
-      </w:r>
-      <w:proofErr w:type="spellStart"/>
-      <w:r>
-        <w:rPr>
-          <w:rFonts w:ascii="Calibri" w:hAnsi="Calibri"/>
-          <w:b/>
-          <w:bCs/>
-          <w:color w:val="0D0D0D"/>
-        </w:rPr>
-        <w:t>Yazılım</w:t>
-      </w:r>
-      <w:proofErr w:type="spellEnd"/>
-      <w:r>
-        <w:rPr>
-          <w:rFonts w:ascii="Calibri" w:hAnsi="Calibri"/>
-          <w:b/>
-          <w:bCs/>
-          <w:color w:val="0D0D0D"/>
-        </w:rPr>
-        <w:t xml:space="preserve"> / </w:t>
-      </w:r>
-      <w:proofErr w:type="spellStart"/>
-      <w:r>
-        <w:rPr>
-          <w:rFonts w:ascii="Calibri" w:hAnsi="Calibri"/>
-          <w:b/>
-          <w:bCs/>
-          <w:color w:val="0D0D0D"/>
-        </w:rPr>
-        <w:t>Materyal</w:t>
-      </w:r>
-      <w:proofErr w:type="spellEnd"/>
-      <w:r>
-        <w:rPr>
-          <w:rFonts w:ascii="Calibri" w:hAnsi="Calibri"/>
-          <w:b/>
-          <w:bCs/>
-          <w:color w:val="0D0D0D"/>
-        </w:rPr>
-        <w:t>:</w:t>
+        <w:t xml:space="preserve">Kullanılan Araç / Gereç / Donanım / Yazılım / Materyal:</w:t>
       </w:r>
     </w:p>
     <w:p>
@@ -583,18 +143,8 @@
           <w:bCs/>
           <w:color w:val="0D0D0D"/>
         </w:rPr>
-        <w:t xml:space="preserve">      </w:t>
+        <w:t xml:space="preserve">      Bilgisayar</w:t>
       </w:r>
-      <w:proofErr w:type="spellStart"/>
-      <w:r>
-        <w:rPr>
-          <w:rFonts w:ascii="Calibri" w:hAnsi="Calibri"/>
-          <w:bCs/>
-          <w:color w:val="0D0D0D"/>
-        </w:rPr>
-        <w:t>Bilgisayar</w:t>
-      </w:r>
-      <w:proofErr w:type="spellEnd"/>
     </w:p>
     <w:p>
       <w:pPr>
@@ -620,18 +170,8 @@
           <w:bCs/>
           <w:color w:val="0D0D0D"/>
         </w:rPr>
-        <w:t xml:space="preserve">      Visual Studio Code </w:t>
+        <w:t xml:space="preserve">      Visual Studio Code editörü ve Python 3 yorumlayıcısı</w:t>
       </w:r>
-      <w:proofErr w:type="spellStart"/>
-      <w:r>
-        <w:rPr>
-          <w:rFonts w:ascii="Calibri" w:hAnsi="Calibri"/>
-          <w:bCs/>
-          <w:color w:val="0D0D0D"/>
-        </w:rPr>
-        <w:t>editörü</w:t>
-      </w:r>
-      <w:proofErr w:type="spellEnd"/>
     </w:p>
     <w:p>
       <w:pPr>
@@ -644,34 +184,14 @@
           <w:color w:val="0D0D0D"/>
         </w:rPr>
       </w:pPr>
-      <w:proofErr w:type="spellStart"/>
       <w:r>
         <w:rPr>
           <w:rFonts w:ascii="Calibri" w:hAnsi="Calibri"/>
           <w:b/>
           <w:color w:val="0D0D0D"/>
         </w:rPr>
-        <w:t>Yapılacak</w:t>
+        <w:t xml:space="preserve">Yapılacak İşlemler</w:t>
       </w:r>
-      <w:proofErr w:type="spellEnd"/>
-      <w:r>
-        <w:rPr>
-          <w:rFonts w:ascii="Calibri" w:hAnsi="Calibri"/>
-          <w:b/>
-          <w:color w:val="0D0D0D"/>
-        </w:rPr>
-        <w:t xml:space="preserve"> </w:t>
-      </w:r>
-      <w:proofErr w:type="spellStart"/>
-      <w:r>
-        <w:rPr>
-          <w:rFonts w:ascii="Calibri" w:hAnsi="Calibri"/>
-          <w:b/>
-          <w:color w:val="0D0D0D"/>
-        </w:rPr>
-        <w:t>İşlemler</w:t>
-      </w:r>
-      <w:proofErr w:type="spellEnd"/>
     </w:p>
     <w:p>
       <w:pPr>
@@ -688,53 +208,12 @@
           <w:color w:val="0D0D0D"/>
         </w:rPr>
       </w:pPr>
-      <w:proofErr w:type="spellStart"/>
       <w:r>
         <w:rPr>
           <w:rFonts w:ascii="Calibri" w:hAnsi="Calibri"/>
           <w:color w:val="0D0D0D"/>
         </w:rPr>
-        <w:t>Programlama</w:t>
-      </w:r>
-      <w:proofErr w:type="spellEnd"/>
-      <w:r>
-        <w:rPr>
-          <w:rFonts w:ascii="Calibri" w:hAnsi="Calibri"/>
-          <w:color w:val="0D0D0D"/>
-        </w:rPr>
-        <w:t xml:space="preserve"> </w:t>
-      </w:r>
-      <w:proofErr w:type="spellStart"/>
-      <w:r>
-        <w:rPr>
-          <w:rFonts w:ascii="Calibri" w:hAnsi="Calibri"/>
-          <w:color w:val="0D0D0D"/>
-        </w:rPr>
-        <w:t>ortamını</w:t>
-      </w:r>
-      <w:proofErr w:type="spellEnd"/>
-      <w:r>
-        <w:rPr>
-          <w:rFonts w:ascii="Calibri" w:hAnsi="Calibri"/>
-          <w:color w:val="0D0D0D"/>
-        </w:rPr>
-        <w:t xml:space="preserve"> </w:t>
-      </w:r>
-      <w:proofErr w:type="spellStart"/>
-      <w:r>
-        <w:rPr>
-          <w:rFonts w:ascii="Calibri" w:hAnsi="Calibri"/>
-          <w:color w:val="0D0D0D"/>
-        </w:rPr>
-        <w:t>çalıştır</w:t>
-      </w:r>
-      <w:proofErr w:type="spellEnd"/>
-      <w:r>
-        <w:rPr>
-          <w:rFonts w:ascii="Calibri" w:hAnsi="Calibri"/>
-          <w:color w:val="0D0D0D"/>
-        </w:rPr>
-        <w:t>.</w:t>
+        <w:t xml:space="preserve">Programlama ortamını çalıştır.</w:t>
       </w:r>
     </w:p>
     <w:p>
@@ -752,117 +231,12 @@
           <w:color w:val="0D0D0D"/>
         </w:rPr>
       </w:pPr>
-      <w:proofErr w:type="spellStart"/>
       <w:r>
         <w:rPr>
           <w:rFonts w:ascii="Calibri" w:hAnsi="Calibri"/>
           <w:color w:val="0D0D0D"/>
         </w:rPr>
-        <w:t>Kullanıcıdan</w:t>
-      </w:r>
-      <w:proofErr w:type="spellEnd"/>
-      <w:r>
-        <w:rPr>
-          <w:rFonts w:ascii="Calibri" w:hAnsi="Calibri"/>
-          <w:color w:val="0D0D0D"/>
-        </w:rPr>
-        <w:t xml:space="preserve"> </w:t>
-      </w:r>
-      <w:proofErr w:type="spellStart"/>
-      <w:r>
-        <w:rPr>
-          <w:rFonts w:ascii="Calibri" w:hAnsi="Calibri"/>
-          <w:color w:val="0D0D0D"/>
-        </w:rPr>
-        <w:t>bir</w:t>
-      </w:r>
-      <w:proofErr w:type="spellEnd"/>
-      <w:r>
-        <w:rPr>
-          <w:rFonts w:ascii="Calibri" w:hAnsi="Calibri"/>
-          <w:color w:val="0D0D0D"/>
-        </w:rPr>
-        <w:t xml:space="preserve"> tam </w:t>
-      </w:r>
-      <w:proofErr w:type="spellStart"/>
-      <w:r>
-        <w:rPr>
-          <w:rFonts w:ascii="Calibri" w:hAnsi="Calibri"/>
-          <w:color w:val="0D0D0D"/>
-        </w:rPr>
-        <w:t>sayı</w:t>
-      </w:r>
-      <w:proofErr w:type="spellEnd"/>
-      <w:r>
-        <w:rPr>
-          <w:rFonts w:ascii="Calibri" w:hAnsi="Calibri"/>
-          <w:color w:val="0D0D0D"/>
-        </w:rPr>
-        <w:t xml:space="preserve"> </w:t>
-      </w:r>
-      <w:proofErr w:type="spellStart"/>
-      <w:r>
-        <w:rPr>
-          <w:rFonts w:ascii="Calibri" w:hAnsi="Calibri"/>
-          <w:color w:val="0D0D0D"/>
-        </w:rPr>
-        <w:t>girmesini</w:t>
-      </w:r>
-      <w:proofErr w:type="spellEnd"/>
-      <w:r>
-        <w:rPr>
-          <w:rFonts w:ascii="Calibri" w:hAnsi="Calibri"/>
-          <w:color w:val="0D0D0D"/>
-        </w:rPr>
-        <w:t xml:space="preserve"> </w:t>
-      </w:r>
-      <w:proofErr w:type="spellStart"/>
-      <w:r>
-        <w:rPr>
-          <w:rFonts w:ascii="Calibri" w:hAnsi="Calibri"/>
-          <w:color w:val="0D0D0D"/>
-        </w:rPr>
-        <w:t>isteyen</w:t>
-      </w:r>
-      <w:proofErr w:type="spellEnd"/>
-      <w:r>
-        <w:rPr>
-          <w:rFonts w:ascii="Calibri" w:hAnsi="Calibri"/>
-          <w:color w:val="0D0D0D"/>
-        </w:rPr>
-        <w:t xml:space="preserve"> program </w:t>
-      </w:r>
-      <w:proofErr w:type="spellStart"/>
-      <w:r>
-        <w:rPr>
-          <w:rFonts w:ascii="Calibri" w:hAnsi="Calibri"/>
-          <w:color w:val="0D0D0D"/>
-        </w:rPr>
-        <w:t>kodunu</w:t>
-      </w:r>
-      <w:proofErr w:type="spellEnd"/>
-      <w:r>
-        <w:rPr>
-          <w:rFonts w:ascii="Calibri" w:hAnsi="Calibri"/>
-          <w:color w:val="0D0D0D"/>
-        </w:rPr>
-        <w:t xml:space="preserve"> </w:t>
-      </w:r>
-      <w:proofErr w:type="spellStart"/>
-      <w:r>
-        <w:rPr>
-          <w:rFonts w:ascii="Calibri" w:hAnsi="Calibri"/>
-          <w:color w:val="0D0D0D"/>
-        </w:rPr>
-        <w:t>yaz</w:t>
-      </w:r>
-      <w:proofErr w:type="spellEnd"/>
-      <w:r>
-        <w:rPr>
-          <w:rFonts w:ascii="Calibri" w:hAnsi="Calibri"/>
-          <w:color w:val="0D0D0D"/>
-        </w:rPr>
-        <w:t>.</w:t>
+        <w:t xml:space="preserve">Kullanıcıdan bir tam sayı girmesini isteyen program kodunu yaz.</w:t>
       </w:r>
     </w:p>
     <w:p>
@@ -881,117 +255,12 @@
           <w:bCs/>
         </w:rPr>
       </w:pPr>
-      <w:proofErr w:type="spellStart"/>
       <w:r>
         <w:rPr>
           <w:rFonts w:ascii="Calibri" w:hAnsi="Calibri"/>
           <w:color w:val="0D0D0D"/>
         </w:rPr>
-        <w:t>Girilen</w:t>
-      </w:r>
-      <w:proofErr w:type="spellEnd"/>
-      <w:r>
-        <w:rPr>
-          <w:rFonts w:ascii="Calibri" w:hAnsi="Calibri"/>
-          <w:color w:val="0D0D0D"/>
-        </w:rPr>
-        <w:t xml:space="preserve"> </w:t>
-      </w:r>
-      <w:proofErr w:type="spellStart"/>
-      <w:r>
-        <w:rPr>
-          <w:rFonts w:ascii="Calibri" w:hAnsi="Calibri"/>
-          <w:color w:val="0D0D0D"/>
-        </w:rPr>
-        <w:t>sayının</w:t>
-      </w:r>
-      <w:proofErr w:type="spellEnd"/>
-      <w:r>
-        <w:rPr>
-          <w:rFonts w:ascii="Calibri" w:hAnsi="Calibri"/>
-          <w:color w:val="0D0D0D"/>
-        </w:rPr>
-        <w:t xml:space="preserve"> </w:t>
-      </w:r>
-      <w:proofErr w:type="spellStart"/>
-      <w:r>
-        <w:rPr>
-          <w:rFonts w:ascii="Calibri" w:hAnsi="Calibri"/>
-          <w:color w:val="0D0D0D"/>
-        </w:rPr>
-        <w:t>sıfırdan</w:t>
-      </w:r>
-      <w:proofErr w:type="spellEnd"/>
-      <w:r>
-        <w:rPr>
-          <w:rFonts w:ascii="Calibri" w:hAnsi="Calibri"/>
-          <w:color w:val="0D0D0D"/>
-        </w:rPr>
-        <w:t xml:space="preserve"> </w:t>
-      </w:r>
-      <w:proofErr w:type="spellStart"/>
-      <w:r>
-        <w:rPr>
-          <w:rFonts w:ascii="Calibri" w:hAnsi="Calibri"/>
-          <w:color w:val="0D0D0D"/>
-        </w:rPr>
-        <w:t>büyük</w:t>
-      </w:r>
-      <w:proofErr w:type="spellEnd"/>
-      <w:r>
-        <w:rPr>
-          <w:rFonts w:ascii="Calibri" w:hAnsi="Calibri"/>
-          <w:color w:val="0D0D0D"/>
-        </w:rPr>
-        <w:t xml:space="preserve"> </w:t>
-      </w:r>
-      <w:proofErr w:type="spellStart"/>
-      <w:r>
-        <w:rPr>
-          <w:rFonts w:ascii="Calibri" w:hAnsi="Calibri"/>
-          <w:color w:val="0D0D0D"/>
-        </w:rPr>
-        <w:t>olup</w:t>
-      </w:r>
-      <w:proofErr w:type="spellEnd"/>
-      <w:r>
-        <w:rPr>
-          <w:rFonts w:ascii="Calibri" w:hAnsi="Calibri"/>
-          <w:color w:val="0D0D0D"/>
-        </w:rPr>
-        <w:t xml:space="preserve"> </w:t>
-      </w:r>
-      <w:proofErr w:type="spellStart"/>
-      <w:r>
-        <w:rPr>
-          <w:rFonts w:ascii="Calibri" w:hAnsi="Calibri"/>
-          <w:color w:val="0D0D0D"/>
-        </w:rPr>
-        <w:t>olmadığını</w:t>
-      </w:r>
-      <w:proofErr w:type="spellEnd"/>
-      <w:r>
-        <w:rPr>
-          <w:rFonts w:ascii="Calibri" w:hAnsi="Calibri"/>
-          <w:color w:val="0D0D0D"/>
-        </w:rPr>
-        <w:t xml:space="preserve"> </w:t>
-      </w:r>
-      <w:proofErr w:type="spellStart"/>
-      <w:r>
-        <w:rPr>
-          <w:rFonts w:ascii="Calibri" w:hAnsi="Calibri"/>
-          <w:color w:val="0D0D0D"/>
-        </w:rPr>
-        <w:t>kontrol</w:t>
-      </w:r>
-      <w:proofErr w:type="spellEnd"/>
-      <w:r>
-        <w:rPr>
-          <w:rFonts w:ascii="Calibri" w:hAnsi="Calibri"/>
-          <w:color w:val="0D0D0D"/>
-        </w:rPr>
-        <w:t xml:space="preserve"> et.</w:t>
+        <w:t xml:space="preserve">Girilen sayının sıfırdan büyük olup olmadığını kontrol et.</w:t>
       </w:r>
     </w:p>
     <w:p>
@@ -1010,149 +279,12 @@
           <w:bCs/>
         </w:rPr>
       </w:pPr>
-      <w:proofErr w:type="spellStart"/>
       <w:r>
         <w:rPr>
           <w:rFonts w:ascii="Calibri" w:hAnsi="Calibri"/>
           <w:color w:val="0D0D0D"/>
         </w:rPr>
-        <w:t>Sayı</w:t>
-      </w:r>
-      <w:proofErr w:type="spellEnd"/>
-      <w:r>
-        <w:rPr>
-          <w:rFonts w:ascii="Calibri" w:hAnsi="Calibri"/>
-          <w:color w:val="0D0D0D"/>
-        </w:rPr>
-        <w:t xml:space="preserve"> </w:t>
-      </w:r>
-      <w:proofErr w:type="spellStart"/>
-      <w:r>
-        <w:rPr>
-          <w:rFonts w:ascii="Calibri" w:hAnsi="Calibri"/>
-          <w:color w:val="0D0D0D"/>
-        </w:rPr>
-        <w:t>sıfırdan</w:t>
-      </w:r>
-      <w:proofErr w:type="spellEnd"/>
-      <w:r>
-        <w:rPr>
-          <w:rFonts w:ascii="Calibri" w:hAnsi="Calibri"/>
-          <w:color w:val="0D0D0D"/>
-        </w:rPr>
-        <w:t xml:space="preserve"> </w:t>
-      </w:r>
-      <w:proofErr w:type="spellStart"/>
-      <w:r>
-        <w:rPr>
-          <w:rFonts w:ascii="Calibri" w:hAnsi="Calibri"/>
-          <w:color w:val="0D0D0D"/>
-        </w:rPr>
-        <w:t>büyük</w:t>
-      </w:r>
-      <w:proofErr w:type="spellEnd"/>
-      <w:r>
-        <w:rPr>
-          <w:rFonts w:ascii="Calibri" w:hAnsi="Calibri"/>
-          <w:color w:val="0D0D0D"/>
-        </w:rPr>
-        <w:t xml:space="preserve"> </w:t>
-      </w:r>
-      <w:proofErr w:type="spellStart"/>
-      <w:r>
-        <w:rPr>
-          <w:rFonts w:ascii="Calibri" w:hAnsi="Calibri"/>
-          <w:color w:val="0D0D0D"/>
-        </w:rPr>
-        <w:t>değilse</w:t>
-      </w:r>
-      <w:proofErr w:type="spellEnd"/>
-      <w:r>
-        <w:rPr>
-          <w:rFonts w:ascii="Calibri" w:hAnsi="Calibri"/>
-          <w:color w:val="0D0D0D"/>
-        </w:rPr>
-        <w:t xml:space="preserve"> </w:t>
-      </w:r>
-      <w:proofErr w:type="spellStart"/>
-      <w:r>
-        <w:rPr>
-          <w:rFonts w:ascii="Calibri" w:hAnsi="Calibri"/>
-          <w:color w:val="0D0D0D"/>
-        </w:rPr>
-        <w:t>sıfırdan</w:t>
-      </w:r>
-      <w:proofErr w:type="spellEnd"/>
-      <w:r>
-        <w:rPr>
-          <w:rFonts w:ascii="Calibri" w:hAnsi="Calibri"/>
-          <w:color w:val="0D0D0D"/>
-        </w:rPr>
-        <w:t xml:space="preserve"> </w:t>
-      </w:r>
-      <w:proofErr w:type="spellStart"/>
-      <w:r>
-        <w:rPr>
-          <w:rFonts w:ascii="Calibri" w:hAnsi="Calibri"/>
-          <w:color w:val="0D0D0D"/>
-        </w:rPr>
-        <w:t>küçük</w:t>
-      </w:r>
-      <w:proofErr w:type="spellEnd"/>
-      <w:r>
-        <w:rPr>
-          <w:rFonts w:ascii="Calibri" w:hAnsi="Calibri"/>
-          <w:color w:val="0D0D0D"/>
-        </w:rPr>
-        <w:t xml:space="preserve"> </w:t>
-      </w:r>
-      <w:proofErr w:type="spellStart"/>
-      <w:r>
-        <w:rPr>
-          <w:rFonts w:ascii="Calibri" w:hAnsi="Calibri"/>
-          <w:color w:val="0D0D0D"/>
-        </w:rPr>
-        <w:t>olup</w:t>
-      </w:r>
-      <w:proofErr w:type="spellEnd"/>
-      <w:r>
-        <w:rPr>
-          <w:rFonts w:ascii="Calibri" w:hAnsi="Calibri"/>
-          <w:color w:val="0D0D0D"/>
-        </w:rPr>
-        <w:t xml:space="preserve"> </w:t>
-      </w:r>
-      <w:proofErr w:type="spellStart"/>
-      <w:r>
-        <w:rPr>
-          <w:rFonts w:ascii="Calibri" w:hAnsi="Calibri"/>
-          <w:color w:val="0D0D0D"/>
-        </w:rPr>
-        <w:t>olmadığını</w:t>
-      </w:r>
-      <w:proofErr w:type="spellEnd"/>
-      <w:r>
-        <w:rPr>
-          <w:rFonts w:ascii="Calibri" w:hAnsi="Calibri"/>
-          <w:color w:val="0D0D0D"/>
-        </w:rPr>
-        <w:t xml:space="preserve"> </w:t>
-      </w:r>
-      <w:proofErr w:type="spellStart"/>
-      <w:r>
-        <w:rPr>
-          <w:rFonts w:ascii="Calibri" w:hAnsi="Calibri"/>
-          <w:color w:val="0D0D0D"/>
-        </w:rPr>
-        <w:t>kontrol</w:t>
-      </w:r>
-      <w:proofErr w:type="spellEnd"/>
-      <w:r>
-        <w:rPr>
-          <w:rFonts w:ascii="Calibri" w:hAnsi="Calibri"/>
-          <w:color w:val="0D0D0D"/>
-        </w:rPr>
-        <w:t xml:space="preserve"> et.</w:t>
+        <w:t xml:space="preserve">Sayı sıfırdan büyük değilse sıfırdan küçük olup olmadığını kontrol et.</w:t>
       </w:r>
     </w:p>
     <w:p>
@@ -1171,149 +303,12 @@
           <w:bCs/>
         </w:rPr>
       </w:pPr>
-      <w:proofErr w:type="spellStart"/>
       <w:r>
         <w:rPr>
           <w:rFonts w:ascii="Calibri" w:hAnsi="Calibri"/>
           <w:color w:val="0D0D0D"/>
         </w:rPr>
-        <w:t>Sayı</w:t>
-      </w:r>
-      <w:proofErr w:type="spellEnd"/>
-      <w:r>
-        <w:rPr>
-          <w:rFonts w:ascii="Calibri" w:hAnsi="Calibri"/>
-          <w:color w:val="0D0D0D"/>
-        </w:rPr>
-        <w:t xml:space="preserve"> </w:t>
-      </w:r>
-      <w:proofErr w:type="spellStart"/>
-      <w:r>
-        <w:rPr>
-          <w:rFonts w:ascii="Calibri" w:hAnsi="Calibri"/>
-          <w:color w:val="0D0D0D"/>
-        </w:rPr>
-        <w:t>pozitif</w:t>
-      </w:r>
-      <w:proofErr w:type="spellEnd"/>
-      <w:r>
-        <w:rPr>
-          <w:rFonts w:ascii="Calibri" w:hAnsi="Calibri"/>
-          <w:color w:val="0D0D0D"/>
-        </w:rPr>
-        <w:t xml:space="preserve"> </w:t>
-      </w:r>
-      <w:proofErr w:type="spellStart"/>
-      <w:r>
-        <w:rPr>
-          <w:rFonts w:ascii="Calibri" w:hAnsi="Calibri"/>
-          <w:color w:val="0D0D0D"/>
-        </w:rPr>
-        <w:t>veya</w:t>
-      </w:r>
-      <w:proofErr w:type="spellEnd"/>
-      <w:r>
-        <w:rPr>
-          <w:rFonts w:ascii="Calibri" w:hAnsi="Calibri"/>
-          <w:color w:val="0D0D0D"/>
-        </w:rPr>
-        <w:t xml:space="preserve"> </w:t>
-      </w:r>
-      <w:proofErr w:type="spellStart"/>
-      <w:r>
-        <w:rPr>
-          <w:rFonts w:ascii="Calibri" w:hAnsi="Calibri"/>
-          <w:color w:val="0D0D0D"/>
-        </w:rPr>
-        <w:t>negatif</w:t>
-      </w:r>
-      <w:proofErr w:type="spellEnd"/>
-      <w:r>
-        <w:rPr>
-          <w:rFonts w:ascii="Calibri" w:hAnsi="Calibri"/>
-          <w:color w:val="0D0D0D"/>
-        </w:rPr>
-        <w:t xml:space="preserve"> </w:t>
-      </w:r>
-      <w:proofErr w:type="spellStart"/>
-      <w:r>
-        <w:rPr>
-          <w:rFonts w:ascii="Calibri" w:hAnsi="Calibri"/>
-          <w:color w:val="0D0D0D"/>
-        </w:rPr>
-        <w:t>değilse</w:t>
-      </w:r>
-      <w:proofErr w:type="spellEnd"/>
-      <w:r>
-        <w:rPr>
-          <w:rFonts w:ascii="Calibri" w:hAnsi="Calibri"/>
-          <w:color w:val="0D0D0D"/>
-        </w:rPr>
-        <w:t xml:space="preserve"> </w:t>
-      </w:r>
-      <w:proofErr w:type="spellStart"/>
-      <w:r>
-        <w:rPr>
-          <w:rFonts w:ascii="Calibri" w:hAnsi="Calibri"/>
-          <w:color w:val="0D0D0D"/>
-        </w:rPr>
-        <w:t>sayının</w:t>
-      </w:r>
-      <w:proofErr w:type="spellEnd"/>
-      <w:r>
-        <w:rPr>
-          <w:rFonts w:ascii="Calibri" w:hAnsi="Calibri"/>
-          <w:color w:val="0D0D0D"/>
-        </w:rPr>
-        <w:t xml:space="preserve"> </w:t>
-      </w:r>
-      <w:proofErr w:type="spellStart"/>
-      <w:r>
-        <w:rPr>
-          <w:rFonts w:ascii="Calibri" w:hAnsi="Calibri"/>
-          <w:color w:val="0D0D0D"/>
-        </w:rPr>
-        <w:t>sıfır</w:t>
-      </w:r>
-      <w:proofErr w:type="spellEnd"/>
-      <w:r>
-        <w:rPr>
-          <w:rFonts w:ascii="Calibri" w:hAnsi="Calibri"/>
-          <w:color w:val="0D0D0D"/>
-        </w:rPr>
-        <w:t xml:space="preserve"> </w:t>
-      </w:r>
-      <w:proofErr w:type="spellStart"/>
-      <w:r>
-        <w:rPr>
-          <w:rFonts w:ascii="Calibri" w:hAnsi="Calibri"/>
-          <w:color w:val="0D0D0D"/>
-        </w:rPr>
-        <w:t>olduğunu</w:t>
-      </w:r>
-      <w:proofErr w:type="spellEnd"/>
-      <w:r>
-        <w:rPr>
-          <w:rFonts w:ascii="Calibri" w:hAnsi="Calibri"/>
-          <w:color w:val="0D0D0D"/>
-        </w:rPr>
-        <w:t xml:space="preserve"> </w:t>
-      </w:r>
-      <w:proofErr w:type="spellStart"/>
-      <w:r>
-        <w:rPr>
-          <w:rFonts w:ascii="Calibri" w:hAnsi="Calibri"/>
-          <w:color w:val="0D0D0D"/>
-        </w:rPr>
-        <w:t>belirt</w:t>
-      </w:r>
-      <w:proofErr w:type="spellEnd"/>
-      <w:r>
-        <w:rPr>
-          <w:rFonts w:ascii="Calibri" w:hAnsi="Calibri"/>
-          <w:color w:val="0D0D0D"/>
-        </w:rPr>
-        <w:t>.</w:t>
+        <w:t xml:space="preserve">Sayı pozitif veya negatif değilse sayının sıfır olduğunu belirt.</w:t>
       </w:r>
     </w:p>
     <w:p>
@@ -1336,151 +331,7 @@
           <w:rFonts w:ascii="Calibri" w:hAnsi="Calibri"/>
           <w:color w:val="0D0D0D"/>
         </w:rPr>
-        <w:t xml:space="preserve">Program </w:t>
-      </w:r>
-      <w:proofErr w:type="spellStart"/>
-      <w:r>
-        <w:rPr>
-          <w:rFonts w:ascii="Calibri" w:hAnsi="Calibri"/>
-          <w:color w:val="0D0D0D"/>
-        </w:rPr>
-        <w:t>kodunu</w:t>
-      </w:r>
-      <w:proofErr w:type="spellEnd"/>
-      <w:r>
-        <w:rPr>
-          <w:rFonts w:ascii="Calibri" w:hAnsi="Calibri"/>
-          <w:color w:val="0D0D0D"/>
-        </w:rPr>
-        <w:t xml:space="preserve"> </w:t>
-      </w:r>
-      <w:proofErr w:type="spellStart"/>
-      <w:r>
-        <w:rPr>
-          <w:rFonts w:ascii="Calibri" w:hAnsi="Calibri"/>
-          <w:color w:val="0D0D0D"/>
-        </w:rPr>
-        <w:t>çalıştırarak</w:t>
-      </w:r>
-      <w:proofErr w:type="spellEnd"/>
-      <w:r>
-        <w:rPr>
-          <w:rFonts w:ascii="Calibri" w:hAnsi="Calibri"/>
-          <w:color w:val="0D0D0D"/>
-        </w:rPr>
-        <w:t xml:space="preserve"> </w:t>
-      </w:r>
-      <w:proofErr w:type="spellStart"/>
-      <w:r>
-        <w:rPr>
-          <w:rFonts w:ascii="Calibri" w:hAnsi="Calibri"/>
-          <w:color w:val="0D0D0D"/>
-        </w:rPr>
-        <w:t>pozitif</w:t>
-      </w:r>
-      <w:proofErr w:type="spellEnd"/>
-      <w:r>
-        <w:rPr>
-          <w:rFonts w:ascii="Calibri" w:hAnsi="Calibri"/>
-          <w:color w:val="0D0D0D"/>
-        </w:rPr>
-        <w:t xml:space="preserve">, </w:t>
-      </w:r>
-      <w:proofErr w:type="spellStart"/>
-      <w:r>
-        <w:rPr>
-          <w:rFonts w:ascii="Calibri" w:hAnsi="Calibri"/>
-          <w:color w:val="0D0D0D"/>
-        </w:rPr>
-        <w:t>negatif</w:t>
-      </w:r>
-      <w:proofErr w:type="spellEnd"/>
-      <w:r>
-        <w:rPr>
-          <w:rFonts w:ascii="Calibri" w:hAnsi="Calibri"/>
-          <w:color w:val="0D0D0D"/>
-        </w:rPr>
-        <w:t xml:space="preserve"> </w:t>
-      </w:r>
-      <w:proofErr w:type="spellStart"/>
-      <w:r>
-        <w:rPr>
-          <w:rFonts w:ascii="Calibri" w:hAnsi="Calibri"/>
-          <w:color w:val="0D0D0D"/>
-        </w:rPr>
-        <w:t>ve</w:t>
-      </w:r>
-      <w:proofErr w:type="spellEnd"/>
-      <w:r>
-        <w:rPr>
-          <w:rFonts w:ascii="Calibri" w:hAnsi="Calibri"/>
-          <w:color w:val="0D0D0D"/>
-        </w:rPr>
-        <w:t xml:space="preserve"> </w:t>
-      </w:r>
-      <w:proofErr w:type="spellStart"/>
-      <w:r>
-        <w:rPr>
-          <w:rFonts w:ascii="Calibri" w:hAnsi="Calibri"/>
-          <w:color w:val="0D0D0D"/>
-        </w:rPr>
-        <w:t>sıfır</w:t>
-      </w:r>
-      <w:proofErr w:type="spellEnd"/>
-      <w:r>
-        <w:rPr>
-          <w:rFonts w:ascii="Calibri" w:hAnsi="Calibri"/>
-          <w:color w:val="0D0D0D"/>
-        </w:rPr>
-        <w:t xml:space="preserve"> </w:t>
-      </w:r>
-      <w:proofErr w:type="spellStart"/>
-      <w:r>
-        <w:rPr>
-          <w:rFonts w:ascii="Calibri" w:hAnsi="Calibri"/>
-          <w:color w:val="0D0D0D"/>
-        </w:rPr>
-        <w:t>değerleri</w:t>
-      </w:r>
-      <w:proofErr w:type="spellEnd"/>
-      <w:r>
-        <w:rPr>
-          <w:rFonts w:ascii="Calibri" w:hAnsi="Calibri"/>
-          <w:color w:val="0D0D0D"/>
-        </w:rPr>
-        <w:t xml:space="preserve"> </w:t>
-      </w:r>
-      <w:proofErr w:type="spellStart"/>
-      <w:r>
-        <w:rPr>
-          <w:rFonts w:ascii="Calibri" w:hAnsi="Calibri"/>
-          <w:color w:val="0D0D0D"/>
-        </w:rPr>
-        <w:t>için</w:t>
-      </w:r>
-      <w:proofErr w:type="spellEnd"/>
-      <w:r>
-        <w:rPr>
-          <w:rFonts w:ascii="Calibri" w:hAnsi="Calibri"/>
-          <w:color w:val="0D0D0D"/>
-        </w:rPr>
-        <w:t xml:space="preserve"> </w:t>
-      </w:r>
-      <w:proofErr w:type="spellStart"/>
-      <w:r>
-        <w:rPr>
-          <w:rFonts w:ascii="Calibri" w:hAnsi="Calibri"/>
-          <w:color w:val="0D0D0D"/>
-        </w:rPr>
-        <w:t>testler</w:t>
-      </w:r>
-      <w:proofErr w:type="spellEnd"/>
-      <w:r>
-        <w:rPr>
-          <w:rFonts w:ascii="Calibri" w:hAnsi="Calibri"/>
-          <w:color w:val="0D0D0D"/>
-        </w:rPr>
-        <w:t xml:space="preserve"> yap.</w:t>
+        <w:t xml:space="preserve">Program kodunu çalıştırarak pozitif, negatif ve sıfır değerleri için testler yap.</w:t>
       </w:r>
     </w:p>
     <w:p>
@@ -1503,119 +354,7 @@
           <w:rFonts w:ascii="Calibri" w:hAnsi="Calibri"/>
           <w:color w:val="0D0D0D"/>
         </w:rPr>
-        <w:t xml:space="preserve">Program </w:t>
-      </w:r>
-      <w:proofErr w:type="spellStart"/>
-      <w:r>
-        <w:rPr>
-          <w:rFonts w:ascii="Calibri" w:hAnsi="Calibri"/>
-          <w:color w:val="0D0D0D"/>
-        </w:rPr>
-        <w:t>çıktılarını</w:t>
-      </w:r>
-      <w:proofErr w:type="spellEnd"/>
-      <w:r>
-        <w:rPr>
-          <w:rFonts w:ascii="Calibri" w:hAnsi="Calibri"/>
-          <w:color w:val="0D0D0D"/>
-        </w:rPr>
-        <w:t xml:space="preserve"> </w:t>
-      </w:r>
-      <w:proofErr w:type="spellStart"/>
-      <w:r>
-        <w:rPr>
-          <w:rFonts w:ascii="Calibri" w:hAnsi="Calibri"/>
-          <w:color w:val="0D0D0D"/>
-        </w:rPr>
-        <w:t>kontrol</w:t>
-      </w:r>
-      <w:proofErr w:type="spellEnd"/>
-      <w:r>
-        <w:rPr>
-          <w:rFonts w:ascii="Calibri" w:hAnsi="Calibri"/>
-          <w:color w:val="0D0D0D"/>
-        </w:rPr>
-        <w:t xml:space="preserve"> et </w:t>
-      </w:r>
-      <w:proofErr w:type="spellStart"/>
-      <w:r>
-        <w:rPr>
-          <w:rFonts w:ascii="Calibri" w:hAnsi="Calibri"/>
-          <w:color w:val="0D0D0D"/>
-        </w:rPr>
-        <w:t>ve</w:t>
-      </w:r>
-      <w:proofErr w:type="spellEnd"/>
-      <w:r>
-        <w:rPr>
-          <w:rFonts w:ascii="Calibri" w:hAnsi="Calibri"/>
-          <w:color w:val="0D0D0D"/>
-        </w:rPr>
-        <w:t xml:space="preserve"> </w:t>
-      </w:r>
-      <w:proofErr w:type="spellStart"/>
-      <w:r>
-        <w:rPr>
-          <w:rFonts w:ascii="Calibri" w:hAnsi="Calibri"/>
-          <w:color w:val="0D0D0D"/>
-        </w:rPr>
-        <w:t>varsa</w:t>
-      </w:r>
-      <w:proofErr w:type="spellEnd"/>
-      <w:r>
-        <w:rPr>
-          <w:rFonts w:ascii="Calibri" w:hAnsi="Calibri"/>
-          <w:color w:val="0D0D0D"/>
-        </w:rPr>
-        <w:t xml:space="preserve"> </w:t>
-      </w:r>
-      <w:proofErr w:type="spellStart"/>
-      <w:r>
-        <w:rPr>
-          <w:rFonts w:ascii="Calibri" w:hAnsi="Calibri"/>
-          <w:color w:val="0D0D0D"/>
-        </w:rPr>
-        <w:t>yazım</w:t>
-      </w:r>
-      <w:proofErr w:type="spellEnd"/>
-      <w:r>
-        <w:rPr>
-          <w:rFonts w:ascii="Calibri" w:hAnsi="Calibri"/>
-          <w:color w:val="0D0D0D"/>
-        </w:rPr>
-        <w:t xml:space="preserve"> </w:t>
-      </w:r>
-      <w:proofErr w:type="spellStart"/>
-      <w:r>
-        <w:rPr>
-          <w:rFonts w:ascii="Calibri" w:hAnsi="Calibri"/>
-          <w:color w:val="0D0D0D"/>
-        </w:rPr>
-        <w:t>hatalarını</w:t>
-      </w:r>
-      <w:proofErr w:type="spellEnd"/>
-      <w:r>
-        <w:rPr>
-          <w:rFonts w:ascii="Calibri" w:hAnsi="Calibri"/>
-          <w:color w:val="0D0D0D"/>
-        </w:rPr>
-        <w:t xml:space="preserve"> </w:t>
-      </w:r>
-      <w:proofErr w:type="spellStart"/>
-      <w:r>
-        <w:rPr>
-          <w:rFonts w:ascii="Calibri" w:hAnsi="Calibri"/>
-          <w:color w:val="0D0D0D"/>
-        </w:rPr>
-        <w:t>düzelt</w:t>
-      </w:r>
-      <w:proofErr w:type="spellEnd"/>
-      <w:r>
-        <w:rPr>
-          <w:rFonts w:ascii="Calibri" w:hAnsi="Calibri"/>
-          <w:color w:val="0D0D0D"/>
-        </w:rPr>
-        <w:t>.</w:t>
+        <w:t xml:space="preserve">Program çıktılarını kontrol et ve varsa yazım hatalarını düzelt.</w:t>
       </w:r>
     </w:p>
     <w:p>
@@ -1638,7 +377,6 @@
           <w:u w:val="single"/>
         </w:rPr>
       </w:pPr>
-      <w:proofErr w:type="spellStart"/>
       <w:r>
         <w:rPr>
           <w:rFonts w:ascii="Calibri" w:hAnsi="Calibri"/>
@@ -1646,40 +384,8 @@
           <w:bCs/>
           <w:u w:val="single"/>
         </w:rPr>
-        <w:t>Temrin</w:t>
+        <w:t xml:space="preserve">Temrin Değerlendirmesi :</w:t>
       </w:r>
-      <w:proofErr w:type="spellEnd"/>
-      <w:r>
-        <w:rPr>
-          <w:rFonts w:ascii="Calibri" w:hAnsi="Calibri"/>
-          <w:b/>
-          <w:bCs/>
-          <w:u w:val="single"/>
-        </w:rPr>
-        <w:t xml:space="preserve"> </w:t>
-      </w:r>
-      <w:proofErr w:type="spellStart"/>
-      <w:proofErr w:type="gramStart"/>
-      <w:r>
-        <w:rPr>
-          <w:rFonts w:ascii="Calibri" w:hAnsi="Calibri"/>
-          <w:b/>
-          <w:bCs/>
-          <w:u w:val="single"/>
-        </w:rPr>
-        <w:t>Değerlendirmesi</w:t>
-      </w:r>
-      <w:proofErr w:type="spellEnd"/>
-      <w:r>
-        <w:rPr>
-          <w:rFonts w:ascii="Calibri" w:hAnsi="Calibri"/>
-          <w:b/>
-          <w:bCs/>
-          <w:u w:val="single"/>
-        </w:rPr>
-        <w:t xml:space="preserve"> :</w:t>
-      </w:r>
-      <w:proofErr w:type="gramEnd"/>
     </w:p>
     <w:tbl>
       <w:tblPr>
@@ -1697,15 +403,15 @@
         <w:tblLook w:val="04A0" w:firstRow="1" w:lastRow="0" w:firstColumn="1" w:lastColumn="0" w:noHBand="0" w:noVBand="1"/>
       </w:tblPr>
       <w:tblGrid>
-        <w:gridCol w:w="6651"/>
-        <w:gridCol w:w="1083"/>
-        <w:gridCol w:w="899"/>
-        <w:gridCol w:w="1329"/>
+        <w:gridCol w:w="6000"/>
+        <w:gridCol w:w="1150"/>
+        <w:gridCol w:w="900"/>
+        <w:gridCol w:w="1912"/>
       </w:tblGrid>
       <w:tr>
         <w:tc>
           <w:tcPr>
-            <w:tcW w:w="6658" w:type="dxa"/>
+            <w:tcW w:w="6000" w:type="dxa"/>
             <w:vAlign w:val="center"/>
           </w:tcPr>
           <w:p>
@@ -1727,7 +433,7 @@
         </w:tc>
         <w:tc>
           <w:tcPr>
-            <w:tcW w:w="1084" w:type="dxa"/>
+            <w:tcW w:w="1150" w:type="dxa"/>
           </w:tcPr>
           <w:p>
             <w:pPr>
@@ -1769,7 +475,7 @@
         </w:tc>
         <w:tc>
           <w:tcPr>
-            <w:tcW w:w="1330" w:type="dxa"/>
+            <w:tcW w:w="1912" w:type="dxa"/>
           </w:tcPr>
           <w:p>
             <w:pPr>
@@ -1791,11 +497,11 @@
       </w:tr>
       <w:tr>
         <w:trPr>
-          <w:trHeight w:hRule="exact" w:val="346"/>
+          <w:trHeight w:hRule="atLeast" w:val="346"/>
         </w:trPr>
         <w:tc>
           <w:tcPr>
-            <w:tcW w:w="6658" w:type="dxa"/>
+            <w:tcW w:w="6000" w:type="dxa"/>
             <w:vAlign w:val="bottom"/>
           </w:tcPr>
           <w:p>
@@ -1815,7 +521,7 @@
         </w:tc>
         <w:tc>
           <w:tcPr>
-            <w:tcW w:w="1084" w:type="dxa"/>
+            <w:tcW w:w="1150" w:type="dxa"/>
             <w:vAlign w:val="bottom"/>
           </w:tcPr>
           <w:p>
@@ -1851,12 +557,12 @@
         </w:tc>
         <w:tc>
           <w:tcPr>
-            <w:tcW w:w="1330" w:type="dxa"/>
-            <w:vAlign w:val="bottom"/>
-          </w:tcPr>
-          <w:p>
-            <w:pPr>
-              <w:spacing w:line="360" w:lineRule="auto"/>
+            <w:tcW w:w="1912" w:type="dxa"/>
+            <w:vAlign w:val="bottom"/>
+          </w:tcPr>
+          <w:p>
+            <w:pPr>
+              <w:spacing w:before="120" w:after="0" w:line="276" w:lineRule="auto"/>
               <w:rPr>
                 <w:rFonts w:ascii="Calibri" w:eastAsia="Calibri" w:hAnsi="Calibri"/>
                 <w:lang w:val="tr-TR" w:eastAsia="en-US" w:bidi="ar-SA"/>
@@ -1867,11 +573,11 @@
       </w:tr>
       <w:tr>
         <w:trPr>
-          <w:trHeight w:hRule="exact" w:val="346"/>
+          <w:trHeight w:hRule="atLeast" w:val="346"/>
         </w:trPr>
         <w:tc>
           <w:tcPr>
-            <w:tcW w:w="6658" w:type="dxa"/>
+            <w:tcW w:w="6000" w:type="dxa"/>
             <w:vAlign w:val="bottom"/>
           </w:tcPr>
           <w:p>
@@ -1891,7 +597,7 @@
         </w:tc>
         <w:tc>
           <w:tcPr>
-            <w:tcW w:w="1084" w:type="dxa"/>
+            <w:tcW w:w="1150" w:type="dxa"/>
             <w:vAlign w:val="bottom"/>
           </w:tcPr>
           <w:p>
@@ -1927,12 +633,12 @@
         </w:tc>
         <w:tc>
           <w:tcPr>
-            <w:tcW w:w="1330" w:type="dxa"/>
-            <w:vAlign w:val="bottom"/>
-          </w:tcPr>
-          <w:p>
-            <w:pPr>
-              <w:spacing w:line="360" w:lineRule="auto"/>
+            <w:tcW w:w="1912" w:type="dxa"/>
+            <w:vAlign w:val="bottom"/>
+          </w:tcPr>
+          <w:p>
+            <w:pPr>
+              <w:spacing w:before="120" w:after="0" w:line="276" w:lineRule="auto"/>
               <w:rPr>
                 <w:rFonts w:ascii="Calibri" w:eastAsia="Calibri" w:hAnsi="Calibri"/>
                 <w:lang w:val="tr-TR" w:eastAsia="en-US" w:bidi="ar-SA"/>
@@ -1943,11 +649,11 @@
       </w:tr>
       <w:tr>
         <w:trPr>
-          <w:trHeight w:hRule="exact" w:val="346"/>
+          <w:trHeight w:hRule="atLeast" w:val="346"/>
         </w:trPr>
         <w:tc>
           <w:tcPr>
-            <w:tcW w:w="6658" w:type="dxa"/>
+            <w:tcW w:w="6000" w:type="dxa"/>
             <w:vAlign w:val="bottom"/>
           </w:tcPr>
           <w:p>
@@ -1967,7 +673,7 @@
         </w:tc>
         <w:tc>
           <w:tcPr>
-            <w:tcW w:w="1084" w:type="dxa"/>
+            <w:tcW w:w="1150" w:type="dxa"/>
             <w:vAlign w:val="bottom"/>
           </w:tcPr>
           <w:p>
@@ -2003,12 +709,12 @@
         </w:tc>
         <w:tc>
           <w:tcPr>
-            <w:tcW w:w="1330" w:type="dxa"/>
-            <w:vAlign w:val="bottom"/>
-          </w:tcPr>
-          <w:p>
-            <w:pPr>
-              <w:spacing w:line="360" w:lineRule="auto"/>
+            <w:tcW w:w="1912" w:type="dxa"/>
+            <w:vAlign w:val="bottom"/>
+          </w:tcPr>
+          <w:p>
+            <w:pPr>
+              <w:spacing w:before="120" w:after="0" w:line="276" w:lineRule="auto"/>
               <w:rPr>
                 <w:rFonts w:ascii="Calibri" w:eastAsia="Calibri" w:hAnsi="Calibri"/>
                 <w:lang w:val="tr-TR" w:eastAsia="en-US" w:bidi="ar-SA"/>
@@ -2019,11 +725,11 @@
       </w:tr>
       <w:tr>
         <w:trPr>
-          <w:trHeight w:hRule="exact" w:val="346"/>
+          <w:trHeight w:hRule="atLeast" w:val="346"/>
         </w:trPr>
         <w:tc>
           <w:tcPr>
-            <w:tcW w:w="6658" w:type="dxa"/>
+            <w:tcW w:w="6000" w:type="dxa"/>
             <w:vAlign w:val="bottom"/>
           </w:tcPr>
           <w:p>
@@ -2044,7 +750,7 @@
         </w:tc>
         <w:tc>
           <w:tcPr>
-            <w:tcW w:w="1084" w:type="dxa"/>
+            <w:tcW w:w="1150" w:type="dxa"/>
             <w:vAlign w:val="bottom"/>
           </w:tcPr>
           <w:p>
@@ -2080,12 +786,12 @@
         </w:tc>
         <w:tc>
           <w:tcPr>
-            <w:tcW w:w="1330" w:type="dxa"/>
-            <w:vAlign w:val="bottom"/>
-          </w:tcPr>
-          <w:p>
-            <w:pPr>
-              <w:spacing w:line="360" w:lineRule="auto"/>
+            <w:tcW w:w="1912" w:type="dxa"/>
+            <w:vAlign w:val="bottom"/>
+          </w:tcPr>
+          <w:p>
+            <w:pPr>
+              <w:spacing w:before="120" w:after="0" w:line="276" w:lineRule="auto"/>
               <w:rPr>
                 <w:rFonts w:ascii="Calibri" w:eastAsia="Calibri" w:hAnsi="Calibri"/>
                 <w:lang w:val="tr-TR" w:eastAsia="en-US" w:bidi="ar-SA"/>
@@ -2096,11 +802,11 @@
       </w:tr>
       <w:tr>
         <w:trPr>
-          <w:trHeight w:hRule="exact" w:val="346"/>
+          <w:trHeight w:hRule="atLeast" w:val="346"/>
         </w:trPr>
         <w:tc>
           <w:tcPr>
-            <w:tcW w:w="6658" w:type="dxa"/>
+            <w:tcW w:w="6000" w:type="dxa"/>
             <w:vAlign w:val="bottom"/>
           </w:tcPr>
           <w:p>
@@ -2111,116 +817,18 @@
                 <w:rFonts w:ascii="Calibri" w:hAnsi="Calibri"/>
               </w:rPr>
             </w:pPr>
-            <w:proofErr w:type="spellStart"/>
             <w:r>
               <w:rPr>
                 <w:rFonts w:ascii="Calibri" w:hAnsi="Calibri"/>
                 <w:color w:val="0D0D0D"/>
               </w:rPr>
-              <w:t>Kullanıcıdan</w:t>
-            </w:r>
-            <w:proofErr w:type="spellEnd"/>
-            <w:r>
-              <w:rPr>
-                <w:rFonts w:ascii="Calibri" w:hAnsi="Calibri"/>
-                <w:color w:val="0D0D0D"/>
-              </w:rPr>
-              <w:t xml:space="preserve"> </w:t>
-            </w:r>
-            <w:proofErr w:type="spellStart"/>
-            <w:r>
-              <w:rPr>
-                <w:rFonts w:ascii="Calibri" w:hAnsi="Calibri"/>
-                <w:color w:val="0D0D0D"/>
-              </w:rPr>
-              <w:t>veri</w:t>
-            </w:r>
-            <w:proofErr w:type="spellEnd"/>
-            <w:r>
-              <w:rPr>
-                <w:rFonts w:ascii="Calibri" w:hAnsi="Calibri"/>
-                <w:color w:val="0D0D0D"/>
-              </w:rPr>
-              <w:t xml:space="preserve"> </w:t>
-            </w:r>
-            <w:proofErr w:type="spellStart"/>
-            <w:r>
-              <w:rPr>
-                <w:rFonts w:ascii="Calibri" w:hAnsi="Calibri"/>
-                <w:color w:val="0D0D0D"/>
-              </w:rPr>
-              <w:t>almak</w:t>
-            </w:r>
-            <w:proofErr w:type="spellEnd"/>
-            <w:r>
-              <w:rPr>
-                <w:rFonts w:ascii="Calibri" w:hAnsi="Calibri"/>
-                <w:color w:val="0D0D0D"/>
-              </w:rPr>
-              <w:t xml:space="preserve"> </w:t>
-            </w:r>
-            <w:proofErr w:type="spellStart"/>
-            <w:r>
-              <w:rPr>
-                <w:rFonts w:ascii="Calibri" w:hAnsi="Calibri"/>
-                <w:color w:val="0D0D0D"/>
-              </w:rPr>
-              <w:t>için</w:t>
-            </w:r>
-            <w:proofErr w:type="spellEnd"/>
-            <w:r>
-              <w:rPr>
-                <w:rFonts w:ascii="Calibri" w:hAnsi="Calibri"/>
-                <w:color w:val="0D0D0D"/>
-              </w:rPr>
-              <w:t xml:space="preserve"> </w:t>
-            </w:r>
-            <w:proofErr w:type="spellStart"/>
-            <w:r>
-              <w:rPr>
-                <w:rFonts w:ascii="Calibri" w:hAnsi="Calibri"/>
-                <w:color w:val="0D0D0D"/>
-              </w:rPr>
-              <w:t>doğru</w:t>
-            </w:r>
-            <w:proofErr w:type="spellEnd"/>
-            <w:r>
-              <w:rPr>
-                <w:rFonts w:ascii="Calibri" w:hAnsi="Calibri"/>
-                <w:color w:val="0D0D0D"/>
-              </w:rPr>
-              <w:t xml:space="preserve"> </w:t>
-            </w:r>
-            <w:proofErr w:type="spellStart"/>
-            <w:r>
-              <w:rPr>
-                <w:rFonts w:ascii="Calibri" w:hAnsi="Calibri"/>
-                <w:color w:val="0D0D0D"/>
-              </w:rPr>
-              <w:t>komutun</w:t>
-            </w:r>
-            <w:proofErr w:type="spellEnd"/>
-            <w:r>
-              <w:rPr>
-                <w:rFonts w:ascii="Calibri" w:hAnsi="Calibri"/>
-                <w:color w:val="0D0D0D"/>
-              </w:rPr>
-              <w:t xml:space="preserve"> </w:t>
-            </w:r>
-            <w:proofErr w:type="spellStart"/>
-            <w:r>
-              <w:rPr>
-                <w:rFonts w:ascii="Calibri" w:hAnsi="Calibri"/>
-                <w:color w:val="0D0D0D"/>
-              </w:rPr>
-              <w:t>kullanılması</w:t>
-            </w:r>
-            <w:proofErr w:type="spellEnd"/>
-          </w:p>
-        </w:tc>
-        <w:tc>
-          <w:tcPr>
-            <w:tcW w:w="1084" w:type="dxa"/>
+              <w:t xml:space="preserve">Kullanıcıdan veri almak için doğru komutun kullanılması</w:t>
+            </w:r>
+          </w:p>
+        </w:tc>
+        <w:tc>
+          <w:tcPr>
+            <w:tcW w:w="1150" w:type="dxa"/>
             <w:vAlign w:val="bottom"/>
           </w:tcPr>
           <w:p>
@@ -2256,12 +864,12 @@
         </w:tc>
         <w:tc>
           <w:tcPr>
-            <w:tcW w:w="1330" w:type="dxa"/>
-            <w:vAlign w:val="bottom"/>
-          </w:tcPr>
-          <w:p>
-            <w:pPr>
-              <w:spacing w:line="360" w:lineRule="auto"/>
+            <w:tcW w:w="1912" w:type="dxa"/>
+            <w:vAlign w:val="bottom"/>
+          </w:tcPr>
+          <w:p>
+            <w:pPr>
+              <w:spacing w:before="120" w:after="0" w:line="276" w:lineRule="auto"/>
               <w:rPr>
                 <w:rFonts w:ascii="Calibri" w:eastAsia="Calibri" w:hAnsi="Calibri"/>
                 <w:lang w:val="tr-TR" w:eastAsia="en-US" w:bidi="ar-SA"/>
@@ -2272,11 +880,11 @@
       </w:tr>
       <w:tr>
         <w:trPr>
-          <w:trHeight w:hRule="exact" w:val="346"/>
+          <w:trHeight w:hRule="atLeast" w:val="346"/>
         </w:trPr>
         <w:tc>
           <w:tcPr>
-            <w:tcW w:w="6658" w:type="dxa"/>
+            <w:tcW w:w="6000" w:type="dxa"/>
             <w:vAlign w:val="bottom"/>
           </w:tcPr>
           <w:p>
@@ -2287,68 +895,18 @@
                 <w:rFonts w:ascii="Calibri" w:hAnsi="Calibri"/>
               </w:rPr>
             </w:pPr>
-            <w:proofErr w:type="spellStart"/>
             <w:r>
               <w:rPr>
                 <w:rFonts w:ascii="Calibri" w:hAnsi="Calibri"/>
                 <w:color w:val="0D0D0D"/>
               </w:rPr>
-              <w:t>Girilen</w:t>
-            </w:r>
-            <w:proofErr w:type="spellEnd"/>
-            <w:r>
-              <w:rPr>
-                <w:rFonts w:ascii="Calibri" w:hAnsi="Calibri"/>
-                <w:color w:val="0D0D0D"/>
-              </w:rPr>
-              <w:t xml:space="preserve"> </w:t>
-            </w:r>
-            <w:proofErr w:type="spellStart"/>
-            <w:r>
-              <w:rPr>
-                <w:rFonts w:ascii="Calibri" w:hAnsi="Calibri"/>
-                <w:color w:val="0D0D0D"/>
-              </w:rPr>
-              <w:t>verinin</w:t>
-            </w:r>
-            <w:proofErr w:type="spellEnd"/>
-            <w:r>
-              <w:rPr>
-                <w:rFonts w:ascii="Calibri" w:hAnsi="Calibri"/>
-                <w:color w:val="0D0D0D"/>
-              </w:rPr>
-              <w:t xml:space="preserve"> tam </w:t>
-            </w:r>
-            <w:proofErr w:type="spellStart"/>
-            <w:r>
-              <w:rPr>
-                <w:rFonts w:ascii="Calibri" w:hAnsi="Calibri"/>
-                <w:color w:val="0D0D0D"/>
-              </w:rPr>
-              <w:t>sayıya</w:t>
-            </w:r>
-            <w:proofErr w:type="spellEnd"/>
-            <w:r>
-              <w:rPr>
-                <w:rFonts w:ascii="Calibri" w:hAnsi="Calibri"/>
-                <w:color w:val="0D0D0D"/>
-              </w:rPr>
-              <w:t xml:space="preserve"> </w:t>
-            </w:r>
-            <w:proofErr w:type="spellStart"/>
-            <w:r>
-              <w:rPr>
-                <w:rFonts w:ascii="Calibri" w:hAnsi="Calibri"/>
-                <w:color w:val="0D0D0D"/>
-              </w:rPr>
-              <w:t>dönüştürülmesi</w:t>
-            </w:r>
-            <w:proofErr w:type="spellEnd"/>
-          </w:p>
-        </w:tc>
-        <w:tc>
-          <w:tcPr>
-            <w:tcW w:w="1084" w:type="dxa"/>
+              <w:t xml:space="preserve">Girilen verinin tam sayıya dönüştürülmesi</w:t>
+            </w:r>
+          </w:p>
+        </w:tc>
+        <w:tc>
+          <w:tcPr>
+            <w:tcW w:w="1150" w:type="dxa"/>
             <w:vAlign w:val="bottom"/>
           </w:tcPr>
           <w:p>
@@ -2384,12 +942,12 @@
         </w:tc>
         <w:tc>
           <w:tcPr>
-            <w:tcW w:w="1330" w:type="dxa"/>
-            <w:vAlign w:val="bottom"/>
-          </w:tcPr>
-          <w:p>
-            <w:pPr>
-              <w:spacing w:line="360" w:lineRule="auto"/>
+            <w:tcW w:w="1912" w:type="dxa"/>
+            <w:vAlign w:val="bottom"/>
+          </w:tcPr>
+          <w:p>
+            <w:pPr>
+              <w:spacing w:before="120" w:after="0" w:line="276" w:lineRule="auto"/>
               <w:rPr>
                 <w:rFonts w:ascii="Calibri" w:eastAsia="Calibri" w:hAnsi="Calibri"/>
                 <w:lang w:val="tr-TR" w:eastAsia="en-US" w:bidi="ar-SA"/>
@@ -2400,11 +958,11 @@
       </w:tr>
       <w:tr>
         <w:trPr>
-          <w:trHeight w:hRule="exact" w:val="346"/>
+          <w:trHeight w:hRule="atLeast" w:val="346"/>
         </w:trPr>
         <w:tc>
           <w:tcPr>
-            <w:tcW w:w="6658" w:type="dxa"/>
+            <w:tcW w:w="6000" w:type="dxa"/>
             <w:vAlign w:val="bottom"/>
           </w:tcPr>
           <w:p>
@@ -2425,7 +983,7 @@
         </w:tc>
         <w:tc>
           <w:tcPr>
-            <w:tcW w:w="1084" w:type="dxa"/>
+            <w:tcW w:w="1150" w:type="dxa"/>
             <w:vAlign w:val="bottom"/>
           </w:tcPr>
           <w:p>
@@ -2461,12 +1019,12 @@
         </w:tc>
         <w:tc>
           <w:tcPr>
-            <w:tcW w:w="1330" w:type="dxa"/>
-            <w:vAlign w:val="bottom"/>
-          </w:tcPr>
-          <w:p>
-            <w:pPr>
-              <w:spacing w:line="360" w:lineRule="auto"/>
+            <w:tcW w:w="1912" w:type="dxa"/>
+            <w:vAlign w:val="bottom"/>
+          </w:tcPr>
+          <w:p>
+            <w:pPr>
+              <w:spacing w:before="120" w:after="0" w:line="276" w:lineRule="auto"/>
               <w:rPr>
                 <w:rFonts w:ascii="Calibri" w:eastAsia="Calibri" w:hAnsi="Calibri"/>
                 <w:lang w:val="tr-TR" w:eastAsia="en-US" w:bidi="ar-SA"/>
@@ -2477,11 +1035,11 @@
       </w:tr>
       <w:tr>
         <w:trPr>
-          <w:trHeight w:hRule="exact" w:val="346"/>
+          <w:trHeight w:hRule="atLeast" w:val="346"/>
         </w:trPr>
         <w:tc>
           <w:tcPr>
-            <w:tcW w:w="6658" w:type="dxa"/>
+            <w:tcW w:w="6000" w:type="dxa"/>
             <w:vAlign w:val="bottom"/>
           </w:tcPr>
           <w:p>
@@ -2502,7 +1060,7 @@
         </w:tc>
         <w:tc>
           <w:tcPr>
-            <w:tcW w:w="1084" w:type="dxa"/>
+            <w:tcW w:w="1150" w:type="dxa"/>
             <w:vAlign w:val="bottom"/>
           </w:tcPr>
           <w:p>
@@ -2538,12 +1096,12 @@
         </w:tc>
         <w:tc>
           <w:tcPr>
-            <w:tcW w:w="1330" w:type="dxa"/>
-            <w:vAlign w:val="bottom"/>
-          </w:tcPr>
-          <w:p>
-            <w:pPr>
-              <w:spacing w:line="360" w:lineRule="auto"/>
+            <w:tcW w:w="1912" w:type="dxa"/>
+            <w:vAlign w:val="bottom"/>
+          </w:tcPr>
+          <w:p>
+            <w:pPr>
+              <w:spacing w:before="120" w:after="0" w:line="276" w:lineRule="auto"/>
               <w:rPr>
                 <w:rFonts w:ascii="Calibri" w:eastAsia="Calibri" w:hAnsi="Calibri"/>
                 <w:lang w:val="tr-TR" w:eastAsia="en-US" w:bidi="ar-SA"/>
@@ -2554,32 +1112,32 @@
       </w:tr>
       <w:tr>
         <w:trPr>
-          <w:trHeight w:hRule="exact" w:val="346"/>
+          <w:trHeight w:hRule="atLeast" w:val="346"/>
         </w:trPr>
         <w:tc>
           <w:tcPr>
-            <w:tcW w:w="6658" w:type="dxa"/>
-            <w:vAlign w:val="bottom"/>
-          </w:tcPr>
-          <w:p>
-            <w:pPr>
-              <w:rPr>
-                <w:rFonts w:ascii="Calibri" w:eastAsia="Calibri" w:hAnsi="Calibri"/>
-                <w:lang w:val="tr-TR" w:eastAsia="en-US" w:bidi="ar-SA"/>
-              </w:rPr>
-            </w:pPr>
-            <w:r>
-              <w:rPr>
-                <w:rFonts w:ascii="Calibri" w:eastAsia="Calibri" w:hAnsi="Calibri"/>
-                <w:lang w:val="tr-TR" w:eastAsia="en-US" w:bidi="ar-SA"/>
-              </w:rPr>
-              <w:t>Hataların düzeltilmesi ve kodların çalıştırılması</w:t>
-            </w:r>
-          </w:p>
-        </w:tc>
-        <w:tc>
-          <w:tcPr>
-            <w:tcW w:w="1084" w:type="dxa"/>
+            <w:tcW w:w="6000" w:type="dxa"/>
+            <w:vAlign w:val="bottom"/>
+          </w:tcPr>
+          <w:p>
+            <w:pPr>
+              <w:rPr>
+                <w:rFonts w:ascii="Calibri" w:eastAsia="Calibri" w:hAnsi="Calibri"/>
+                <w:lang w:val="tr-TR" w:eastAsia="en-US" w:bidi="ar-SA"/>
+              </w:rPr>
+            </w:pPr>
+            <w:r>
+              <w:rPr>
+                <w:rFonts w:ascii="Calibri" w:eastAsia="Calibri" w:hAnsi="Calibri"/>
+                <w:lang w:val="tr-TR" w:eastAsia="en-US" w:bidi="ar-SA"/>
+              </w:rPr>
+              <w:t>Sözdizimi ve mantık hatalarının giderilmesi</w:t>
+            </w:r>
+          </w:p>
+        </w:tc>
+        <w:tc>
+          <w:tcPr>
+            <w:tcW w:w="1150" w:type="dxa"/>
             <w:vAlign w:val="bottom"/>
           </w:tcPr>
           <w:p>
@@ -2615,12 +1173,12 @@
         </w:tc>
         <w:tc>
           <w:tcPr>
-            <w:tcW w:w="1330" w:type="dxa"/>
-            <w:vAlign w:val="bottom"/>
-          </w:tcPr>
-          <w:p>
-            <w:pPr>
-              <w:spacing w:line="360" w:lineRule="auto"/>
+            <w:tcW w:w="1912" w:type="dxa"/>
+            <w:vAlign w:val="bottom"/>
+          </w:tcPr>
+          <w:p>
+            <w:pPr>
+              <w:spacing w:before="120" w:after="0" w:line="276" w:lineRule="auto"/>
               <w:rPr>
                 <w:rFonts w:ascii="Calibri" w:eastAsia="Calibri" w:hAnsi="Calibri"/>
                 <w:lang w:val="tr-TR" w:eastAsia="en-US" w:bidi="ar-SA"/>
@@ -2631,11 +1189,11 @@
       </w:tr>
       <w:tr>
         <w:trPr>
-          <w:trHeight w:hRule="exact" w:val="617"/>
+          <w:trHeight w:hRule="atLeast" w:val="617"/>
         </w:trPr>
         <w:tc>
           <w:tcPr>
-            <w:tcW w:w="6658" w:type="dxa"/>
+            <w:tcW w:w="6000" w:type="dxa"/>
             <w:vAlign w:val="bottom"/>
           </w:tcPr>
           <w:p>
@@ -2647,174 +1205,35 @@
                 <w:color w:val="0D0D0D"/>
               </w:rPr>
             </w:pPr>
-            <w:proofErr w:type="spellStart"/>
             <w:r>
               <w:rPr>
                 <w:rFonts w:ascii="Calibri" w:hAnsi="Calibri"/>
                 <w:color w:val="0D0D0D"/>
               </w:rPr>
-              <w:t>Pozitif</w:t>
-            </w:r>
-            <w:proofErr w:type="spellEnd"/>
-            <w:r>
+              <w:t xml:space="preserve">Pozitif, negatif ve sıfır değerleriyle test yaparak doğru </w:t>
+            </w:r>
+          </w:p>
+          <w:p>
+            <w:pPr>
+              <w:pStyle w:val="TableContents"/>
+              <w:widowControl/>
               <w:rPr>
                 <w:rFonts w:ascii="Calibri" w:hAnsi="Calibri"/>
                 <w:color w:val="0D0D0D"/>
               </w:rPr>
-              <w:t xml:space="preserve">, </w:t>
-            </w:r>
-            <w:proofErr w:type="spellStart"/>
+            </w:pPr>
             <w:r>
               <w:rPr>
                 <w:rFonts w:ascii="Calibri" w:hAnsi="Calibri"/>
                 <w:color w:val="0D0D0D"/>
               </w:rPr>
-              <w:t>negatif</w:t>
-            </w:r>
-            <w:proofErr w:type="spellEnd"/>
-            <w:r>
-              <w:rPr>
-                <w:rFonts w:ascii="Calibri" w:hAnsi="Calibri"/>
-                <w:color w:val="0D0D0D"/>
-              </w:rPr>
-              <w:t xml:space="preserve"> </w:t>
-            </w:r>
-            <w:proofErr w:type="spellStart"/>
-            <w:r>
-              <w:rPr>
-                <w:rFonts w:ascii="Calibri" w:hAnsi="Calibri"/>
-                <w:color w:val="0D0D0D"/>
-              </w:rPr>
-              <w:t>ve</w:t>
-            </w:r>
-            <w:proofErr w:type="spellEnd"/>
-            <w:r>
-              <w:rPr>
-                <w:rFonts w:ascii="Calibri" w:hAnsi="Calibri"/>
-                <w:color w:val="0D0D0D"/>
-              </w:rPr>
-              <w:t xml:space="preserve"> </w:t>
-            </w:r>
-            <w:proofErr w:type="spellStart"/>
-            <w:r>
-              <w:rPr>
-                <w:rFonts w:ascii="Calibri" w:hAnsi="Calibri"/>
-                <w:color w:val="0D0D0D"/>
-              </w:rPr>
-              <w:t>sıfır</w:t>
-            </w:r>
-            <w:proofErr w:type="spellEnd"/>
-            <w:r>
-              <w:rPr>
-                <w:rFonts w:ascii="Calibri" w:hAnsi="Calibri"/>
-                <w:color w:val="0D0D0D"/>
-              </w:rPr>
-              <w:t xml:space="preserve"> </w:t>
-            </w:r>
-            <w:proofErr w:type="spellStart"/>
-            <w:r>
-              <w:rPr>
-                <w:rFonts w:ascii="Calibri" w:hAnsi="Calibri"/>
-                <w:color w:val="0D0D0D"/>
-              </w:rPr>
-              <w:t>değerleriyle</w:t>
-            </w:r>
-            <w:proofErr w:type="spellEnd"/>
-            <w:r>
-              <w:rPr>
-                <w:rFonts w:ascii="Calibri" w:hAnsi="Calibri"/>
-                <w:color w:val="0D0D0D"/>
-              </w:rPr>
-              <w:t xml:space="preserve"> test </w:t>
-            </w:r>
-            <w:proofErr w:type="spellStart"/>
-            <w:r>
-              <w:rPr>
-                <w:rFonts w:ascii="Calibri" w:hAnsi="Calibri"/>
-                <w:color w:val="0D0D0D"/>
-              </w:rPr>
-              <w:t>yaparak</w:t>
-            </w:r>
-            <w:proofErr w:type="spellEnd"/>
-            <w:r>
-              <w:rPr>
-                <w:rFonts w:ascii="Calibri" w:hAnsi="Calibri"/>
-                <w:color w:val="0D0D0D"/>
-              </w:rPr>
-              <w:t xml:space="preserve"> </w:t>
-            </w:r>
-            <w:proofErr w:type="spellStart"/>
-            <w:r>
-              <w:rPr>
-                <w:rFonts w:ascii="Calibri" w:hAnsi="Calibri"/>
-                <w:color w:val="0D0D0D"/>
-              </w:rPr>
-              <w:t>doğru</w:t>
-            </w:r>
-            <w:proofErr w:type="spellEnd"/>
-            <w:r>
-              <w:rPr>
-                <w:rFonts w:ascii="Calibri" w:hAnsi="Calibri"/>
-                <w:color w:val="0D0D0D"/>
-              </w:rPr>
-              <w:t xml:space="preserve"> </w:t>
-            </w:r>
-          </w:p>
-          <w:p>
-            <w:pPr>
-              <w:pStyle w:val="TableContents"/>
-              <w:widowControl/>
-              <w:rPr>
-                <w:rFonts w:ascii="Calibri" w:hAnsi="Calibri"/>
-                <w:color w:val="0D0D0D"/>
-              </w:rPr>
-            </w:pPr>
-            <w:proofErr w:type="spellStart"/>
-            <w:r>
-              <w:rPr>
-                <w:rFonts w:ascii="Calibri" w:hAnsi="Calibri"/>
-                <w:color w:val="0D0D0D"/>
-              </w:rPr>
-              <w:t>sonuçların</w:t>
-            </w:r>
-            <w:proofErr w:type="spellEnd"/>
-            <w:r>
-              <w:rPr>
-                <w:rFonts w:ascii="Calibri" w:hAnsi="Calibri"/>
-                <w:color w:val="0D0D0D"/>
-              </w:rPr>
-              <w:t xml:space="preserve"> </w:t>
-            </w:r>
-            <w:proofErr w:type="spellStart"/>
-            <w:r>
-              <w:rPr>
-                <w:rFonts w:ascii="Calibri" w:hAnsi="Calibri"/>
-                <w:color w:val="0D0D0D"/>
-              </w:rPr>
-              <w:t>elde</w:t>
-            </w:r>
-            <w:proofErr w:type="spellEnd"/>
-            <w:r>
-              <w:rPr>
-                <w:rFonts w:ascii="Calibri" w:hAnsi="Calibri"/>
-                <w:color w:val="0D0D0D"/>
-              </w:rPr>
-              <w:t xml:space="preserve"> </w:t>
-            </w:r>
-            <w:proofErr w:type="spellStart"/>
-            <w:r>
-              <w:rPr>
-                <w:rFonts w:ascii="Calibri" w:hAnsi="Calibri"/>
-                <w:color w:val="0D0D0D"/>
-              </w:rPr>
-              <w:t>edilmesi</w:t>
-            </w:r>
-            <w:proofErr w:type="spellEnd"/>
-          </w:p>
-        </w:tc>
-        <w:tc>
-          <w:tcPr>
-            <w:tcW w:w="1084" w:type="dxa"/>
+              <w:t xml:space="preserve">sonuçların elde edilmesi</w:t>
+            </w:r>
+          </w:p>
+        </w:tc>
+        <w:tc>
+          <w:tcPr>
+            <w:tcW w:w="1150" w:type="dxa"/>
             <w:vAlign w:val="bottom"/>
           </w:tcPr>
           <w:p>
@@ -2850,12 +1269,12 @@
         </w:tc>
         <w:tc>
           <w:tcPr>
-            <w:tcW w:w="1330" w:type="dxa"/>
-            <w:vAlign w:val="bottom"/>
-          </w:tcPr>
-          <w:p>
-            <w:pPr>
-              <w:spacing w:line="360" w:lineRule="auto"/>
+            <w:tcW w:w="1912" w:type="dxa"/>
+            <w:vAlign w:val="bottom"/>
+          </w:tcPr>
+          <w:p>
+            <w:pPr>
+              <w:spacing w:before="120" w:after="0" w:line="276" w:lineRule="auto"/>
               <w:rPr>
                 <w:rFonts w:ascii="Calibri" w:eastAsia="Calibri" w:hAnsi="Calibri"/>
                 <w:lang w:val="tr-TR" w:eastAsia="en-US" w:bidi="ar-SA"/>
@@ -2866,16 +1285,16 @@
       </w:tr>
       <w:tr>
         <w:trPr>
-          <w:trHeight w:hRule="exact" w:val="650"/>
+          <w:trHeight w:hRule="atLeast" w:val="650"/>
         </w:trPr>
         <w:tc>
           <w:tcPr>
-            <w:tcW w:w="6658" w:type="dxa"/>
-            <w:vAlign w:val="bottom"/>
-          </w:tcPr>
-          <w:p>
-            <w:pPr>
-              <w:spacing w:line="360" w:lineRule="auto"/>
+            <w:tcW w:w="6000" w:type="dxa"/>
+            <w:vAlign w:val="bottom"/>
+          </w:tcPr>
+          <w:p>
+            <w:pPr>
+              <w:spacing w:before="120" w:after="0" w:line="276" w:lineRule="auto"/>
               <w:jc w:val="right"/>
               <w:rPr>
                 <w:rFonts w:ascii="Calibri" w:eastAsia="Calibri" w:hAnsi="Calibri"/>
@@ -2893,12 +1312,12 @@
         </w:tc>
         <w:tc>
           <w:tcPr>
-            <w:tcW w:w="1084" w:type="dxa"/>
-            <w:vAlign w:val="bottom"/>
-          </w:tcPr>
-          <w:p>
-            <w:pPr>
-              <w:spacing w:line="360" w:lineRule="auto"/>
+            <w:tcW w:w="1150" w:type="dxa"/>
+            <w:vAlign w:val="bottom"/>
+          </w:tcPr>
+          <w:p>
+            <w:pPr>
+              <w:spacing w:before="120" w:after="0" w:line="276" w:lineRule="auto"/>
               <w:jc w:val="center"/>
               <w:rPr>
                 <w:rFonts w:ascii="Calibri" w:eastAsia="Calibri" w:hAnsi="Calibri"/>
@@ -2921,22 +1340,22 @@
           </w:tcPr>
           <w:p>
             <w:pPr>
-              <w:spacing w:line="360" w:lineRule="auto"/>
-              <w:rPr>
-                <w:rFonts w:ascii="Calibri" w:eastAsia="Calibri" w:hAnsi="Calibri"/>
-                <w:lang w:val="tr-TR" w:eastAsia="en-US" w:bidi="ar-SA"/>
-              </w:rPr>
-            </w:pPr>
-          </w:p>
-        </w:tc>
-        <w:tc>
-          <w:tcPr>
-            <w:tcW w:w="1330" w:type="dxa"/>
-            <w:vAlign w:val="bottom"/>
-          </w:tcPr>
-          <w:p>
-            <w:pPr>
-              <w:spacing w:line="360" w:lineRule="auto"/>
+              <w:spacing w:before="120" w:after="0" w:line="276" w:lineRule="auto"/>
+              <w:rPr>
+                <w:rFonts w:ascii="Calibri" w:eastAsia="Calibri" w:hAnsi="Calibri"/>
+                <w:lang w:val="tr-TR" w:eastAsia="en-US" w:bidi="ar-SA"/>
+              </w:rPr>
+            </w:pPr>
+          </w:p>
+        </w:tc>
+        <w:tc>
+          <w:tcPr>
+            <w:tcW w:w="1912" w:type="dxa"/>
+            <w:vAlign w:val="bottom"/>
+          </w:tcPr>
+          <w:p>
+            <w:pPr>
+              <w:spacing w:before="120" w:after="0" w:line="276" w:lineRule="auto"/>
               <w:rPr>
                 <w:rFonts w:ascii="Calibri" w:eastAsia="Calibri" w:hAnsi="Calibri"/>
                 <w:lang w:val="tr-TR" w:eastAsia="en-US" w:bidi="ar-SA"/>
@@ -2948,7 +1367,7 @@
     </w:tbl>
     <w:p>
       <w:pPr>
-        <w:spacing w:line="360" w:lineRule="auto"/>
+        <w:spacing w:before="120" w:after="0" w:line="276" w:lineRule="auto"/>
         <w:rPr>
           <w:rFonts w:ascii="Calibri" w:hAnsi="Calibri"/>
         </w:rPr>
@@ -2957,342 +1376,54 @@
         <w:rPr>
           <w:rFonts w:ascii="Calibri" w:hAnsi="Calibri"/>
         </w:rPr>
-        <w:br/>
-      </w:r>
-      <w:r>
-        <w:rPr>
-          <w:rFonts w:ascii="Calibri" w:hAnsi="Calibri"/>
-        </w:rPr>
+        <w:t xml:space="preserve">Öğrenci No</w:t>
         <w:tab/>
-      </w:r>
-      <w:r>
-        <w:rPr>
-          <w:rFonts w:ascii="Calibri" w:hAnsi="Calibri"/>
-        </w:rPr>
         <w:tab/>
-      </w:r>
-      <w:r>
-        <w:rPr>
-          <w:rFonts w:ascii="Calibri" w:hAnsi="Calibri"/>
-        </w:rPr>
         <w:tab/>
-      </w:r>
-      <w:r>
-        <w:rPr>
-          <w:rFonts w:ascii="Calibri" w:hAnsi="Calibri"/>
-        </w:rPr>
         <w:tab/>
-      </w:r>
-      <w:r>
-        <w:rPr>
-          <w:rFonts w:ascii="Calibri" w:hAnsi="Calibri"/>
-        </w:rPr>
         <w:tab/>
-      </w:r>
-      <w:r>
-        <w:rPr>
-          <w:rFonts w:ascii="Calibri" w:hAnsi="Calibri"/>
-        </w:rPr>
         <w:tab/>
-      </w:r>
-      <w:r>
-        <w:rPr>
-          <w:rFonts w:ascii="Calibri" w:hAnsi="Calibri"/>
-        </w:rPr>
         <w:tab/>
-      </w:r>
-      <w:r>
-        <w:rPr>
-          <w:rFonts w:ascii="Calibri" w:hAnsi="Calibri"/>
-        </w:rPr>
         <w:tab/>
-      </w:r>
-      <w:r>
-        <w:rPr>
-          <w:rFonts w:ascii="Calibri" w:hAnsi="Calibri"/>
-        </w:rPr>
         <w:tab/>
-      </w:r>
-      <w:r>
-        <w:rPr>
-          <w:rFonts w:ascii="Calibri" w:hAnsi="Calibri"/>
-        </w:rPr>
-        <w:tab/>
-        <w:t xml:space="preserve">    </w:t>
+        <w:t xml:space="preserve">     Öğretmenin İmzası</w:t>
       </w:r>
     </w:p>
     <w:p>
       <w:pPr>
-        <w:spacing w:line="360" w:lineRule="auto"/>
-        <w:rPr>
-          <w:rFonts w:ascii="Calibri" w:hAnsi="Calibri"/>
-        </w:rPr>
-      </w:pPr>
-      <w:proofErr w:type="spellStart"/>
+        <w:spacing w:before="120" w:after="0" w:line="276" w:lineRule="auto"/>
+        <w:rPr>
+          <w:rFonts w:ascii="Calibri" w:hAnsi="Calibri"/>
+        </w:rPr>
+      </w:pPr>
       <w:r>
         <w:rPr>
           <w:rFonts w:ascii="Calibri" w:hAnsi="Calibri"/>
         </w:rPr>
-        <w:t>Öğrenci</w:t>
+        <w:t xml:space="preserve">Öğrenci Ad Soyad</w:t>
+        <w:tab/>
+        <w:tab/>
+        <w:tab/>
+        <w:tab/>
+        <w:tab/>
+        <w:tab/>
+        <w:tab/>
+        <w:tab/>
+        <w:t xml:space="preserve">     Öğretmenin Adı Soyadı</w:t>
       </w:r>
-      <w:proofErr w:type="spellEnd"/>
-      <w:r>
-        <w:rPr>
-          <w:rFonts w:ascii="Calibri" w:hAnsi="Calibri"/>
-        </w:rPr>
-        <w:t xml:space="preserve"> No</w:t>
-      </w:r>
-      <w:r>
-        <w:rPr>
-          <w:rFonts w:ascii="Calibri" w:hAnsi="Calibri"/>
-        </w:rPr>
-        <w:tab/>
-      </w:r>
-      <w:r>
-        <w:rPr>
-          <w:rFonts w:ascii="Calibri" w:hAnsi="Calibri"/>
-        </w:rPr>
-        <w:tab/>
-      </w:r>
-      <w:r>
-        <w:rPr>
-          <w:rFonts w:ascii="Calibri" w:hAnsi="Calibri"/>
-        </w:rPr>
-        <w:tab/>
-      </w:r>
-      <w:r>
-        <w:rPr>
-          <w:rFonts w:ascii="Calibri" w:hAnsi="Calibri"/>
-        </w:rPr>
-        <w:tab/>
-      </w:r>
-      <w:r>
-        <w:rPr>
-          <w:rFonts w:ascii="Calibri" w:hAnsi="Calibri"/>
-        </w:rPr>
-        <w:tab/>
-      </w:r>
-      <w:r>
-        <w:rPr>
-          <w:rFonts w:ascii="Calibri" w:hAnsi="Calibri"/>
-        </w:rPr>
-        <w:tab/>
-      </w:r>
-      <w:r>
-        <w:rPr>
-          <w:rFonts w:ascii="Calibri" w:hAnsi="Calibri"/>
-        </w:rPr>
-        <w:tab/>
-      </w:r>
-      <w:r>
-        <w:rPr>
-          <w:rFonts w:ascii="Calibri" w:hAnsi="Calibri"/>
-        </w:rPr>
-        <w:tab/>
-      </w:r>
-      <w:r>
-        <w:rPr>
-          <w:rFonts w:ascii="Calibri" w:hAnsi="Calibri"/>
-        </w:rPr>
-        <w:tab/>
-        <w:t xml:space="preserve">    </w:t>
-      </w:r>
-      <w:r>
-        <w:rPr>
-          <w:rFonts w:ascii="Calibri" w:hAnsi="Calibri"/>
-        </w:rPr>
-        <w:t xml:space="preserve"> </w:t>
-      </w:r>
-      <w:proofErr w:type="spellStart"/>
-      <w:r>
-        <w:rPr>
-          <w:rFonts w:ascii="Calibri" w:hAnsi="Calibri"/>
-        </w:rPr>
-        <w:t>Öğretmenin</w:t>
-      </w:r>
-      <w:proofErr w:type="spellEnd"/>
-      <w:r>
-        <w:rPr>
-          <w:rFonts w:ascii="Calibri" w:hAnsi="Calibri"/>
-        </w:rPr>
-        <w:t xml:space="preserve"> </w:t>
-      </w:r>
-      <w:proofErr w:type="spellStart"/>
-      <w:r>
-        <w:rPr>
-          <w:rFonts w:ascii="Calibri" w:hAnsi="Calibri"/>
-        </w:rPr>
-        <w:t>İmzası</w:t>
-      </w:r>
-      <w:proofErr w:type="spellEnd"/>
     </w:p>
     <w:p>
       <w:pPr>
-        <w:spacing w:line="360" w:lineRule="auto"/>
-        <w:rPr>
-          <w:rFonts w:ascii="Calibri" w:hAnsi="Calibri"/>
-        </w:rPr>
-      </w:pPr>
-      <w:proofErr w:type="spellStart"/>
+        <w:spacing w:before="120" w:after="0" w:line="276" w:lineRule="auto"/>
+        <w:rPr>
+          <w:rFonts w:ascii="Calibri" w:hAnsi="Calibri"/>
+        </w:rPr>
+      </w:pPr>
       <w:r>
         <w:rPr>
           <w:rFonts w:ascii="Calibri" w:hAnsi="Calibri"/>
         </w:rPr>
-        <w:t>Öğrenci</w:t>
-      </w:r>
-      <w:proofErr w:type="spellEnd"/>
-      <w:r>
-        <w:rPr>
-          <w:rFonts w:ascii="Calibri" w:hAnsi="Calibri"/>
-        </w:rPr>
-        <w:t xml:space="preserve"> Ad </w:t>
-      </w:r>
-      <w:proofErr w:type="spellStart"/>
-      <w:r>
-        <w:rPr>
-          <w:rFonts w:ascii="Calibri" w:hAnsi="Calibri"/>
-        </w:rPr>
-        <w:t>Soyad</w:t>
-      </w:r>
-      <w:proofErr w:type="spellEnd"/>
-      <w:r>
-        <w:rPr>
-          <w:rFonts w:ascii="Calibri" w:hAnsi="Calibri"/>
-        </w:rPr>
-        <w:tab/>
-      </w:r>
-      <w:r>
-        <w:rPr>
-          <w:rFonts w:ascii="Calibri" w:hAnsi="Calibri"/>
-        </w:rPr>
-        <w:tab/>
-      </w:r>
-      <w:r>
-        <w:rPr>
-          <w:rFonts w:ascii="Calibri" w:hAnsi="Calibri"/>
-        </w:rPr>
-        <w:tab/>
-      </w:r>
-      <w:r>
-        <w:rPr>
-          <w:rFonts w:ascii="Calibri" w:hAnsi="Calibri"/>
-        </w:rPr>
-        <w:tab/>
-      </w:r>
-      <w:r>
-        <w:rPr>
-          <w:rFonts w:ascii="Calibri" w:hAnsi="Calibri"/>
-        </w:rPr>
-        <w:tab/>
-      </w:r>
-      <w:r>
-        <w:rPr>
-          <w:rFonts w:ascii="Calibri" w:hAnsi="Calibri"/>
-        </w:rPr>
-        <w:tab/>
-      </w:r>
-      <w:r>
-        <w:rPr>
-          <w:rFonts w:ascii="Calibri" w:hAnsi="Calibri"/>
-        </w:rPr>
-        <w:tab/>
-      </w:r>
-      <w:r>
-        <w:rPr>
-          <w:rFonts w:ascii="Calibri" w:hAnsi="Calibri"/>
-        </w:rPr>
-        <w:tab/>
-        <w:t xml:space="preserve">     </w:t>
-      </w:r>
-      <w:proofErr w:type="spellStart"/>
-      <w:r>
-        <w:rPr>
-          <w:rFonts w:ascii="Calibri" w:hAnsi="Calibri"/>
-        </w:rPr>
-        <w:t>Öğretmenin</w:t>
-      </w:r>
-      <w:proofErr w:type="spellEnd"/>
-      <w:r>
-        <w:rPr>
-          <w:rFonts w:ascii="Calibri" w:hAnsi="Calibri"/>
-        </w:rPr>
-        <w:t xml:space="preserve"> </w:t>
-      </w:r>
-      <w:proofErr w:type="spellStart"/>
-      <w:r>
-        <w:rPr>
-          <w:rFonts w:ascii="Calibri" w:hAnsi="Calibri"/>
-        </w:rPr>
-        <w:t>Adı</w:t>
-      </w:r>
-      <w:proofErr w:type="spellEnd"/>
-      <w:r>
-        <w:rPr>
-          <w:rFonts w:ascii="Calibri" w:hAnsi="Calibri"/>
-        </w:rPr>
-        <w:t xml:space="preserve"> </w:t>
-      </w:r>
-      <w:proofErr w:type="spellStart"/>
-      <w:r>
-        <w:rPr>
-          <w:rFonts w:ascii="Calibri" w:hAnsi="Calibri"/>
-        </w:rPr>
-        <w:t>Soyadı</w:t>
-      </w:r>
-      <w:proofErr w:type="spellEnd"/>
-    </w:p>
-    <w:p>
-      <w:pPr>
-        <w:spacing w:line="360" w:lineRule="auto"/>
-        <w:rPr>
-          <w:rFonts w:ascii="Calibri" w:hAnsi="Calibri"/>
-        </w:rPr>
-      </w:pPr>
-      <w:proofErr w:type="spellStart"/>
-      <w:r>
-        <w:rPr>
-          <w:rFonts w:ascii="Calibri" w:hAnsi="Calibri"/>
-        </w:rPr>
-        <w:t>Öğrenci</w:t>
-      </w:r>
-      <w:proofErr w:type="spellEnd"/>
-      <w:r>
-        <w:rPr>
-          <w:rFonts w:ascii="Calibri" w:hAnsi="Calibri"/>
-        </w:rPr>
-        <w:t xml:space="preserve"> </w:t>
-      </w:r>
-      <w:proofErr w:type="spellStart"/>
-      <w:r>
-        <w:rPr>
-          <w:rFonts w:ascii="Calibri" w:hAnsi="Calibri"/>
-        </w:rPr>
-        <w:t>Sınıf</w:t>
-      </w:r>
-      <w:r>
-        <w:rPr>
-          <w:rFonts w:ascii="Calibri" w:hAnsi="Calibri"/>
-        </w:rPr>
-        <w:t>-Şube</w:t>
-      </w:r>
-      <w:proofErr w:type="spellEnd"/>
-      <w:r>
-        <w:rPr>
-          <w:rFonts w:ascii="Calibri" w:hAnsi="Calibri"/>
-        </w:rPr>
-        <w:t xml:space="preserve">                                                                                                  </w:t>
-      </w:r>
-      <w:r>
-        <w:rPr>
-          <w:rFonts w:ascii="Calibri" w:hAnsi="Calibri"/>
-        </w:rPr>
-        <w:t xml:space="preserve">        </w:t>
-      </w:r>
-      <w:r>
-        <w:rPr>
-          <w:rFonts w:ascii="Calibri" w:hAnsi="Calibri"/>
-        </w:rPr>
-        <w:t xml:space="preserve">       Tarih</w:t>
+        <w:t xml:space="preserve">Öğrenci Sınıf-Şube                                                                                                                 Tarih</w:t>
       </w:r>
     </w:p>
     <w:sectPr>
